--- a/不符合整改/陕西益利德7.3.4人员/不符合.docx
+++ b/不符合整改/陕西益利德7.3.4人员/不符合.docx
@@ -1,7 +1,6 @@
 
 <file path=word/document.xml><?xml version="1.0" encoding="utf-8"?>
-<w:document xmlns:wpc="http://schemas.microsoft.com/office/word/2010/wordprocessingCanvas" xmlns:mc="http://schemas.openxmlformats.org/markup-compatibility/2006" xmlns:o="urn:schemas-microsoft-com:office:office" xmlns:r="http://schemas.openxmlformats.org/officeDocument/2006/relationships" xmlns:m="http://schemas.openxmlformats.org/officeDocument/2006/math" xmlns:v="urn:schemas-microsoft-com:vml" xmlns:wp14="http://schemas.microsoft.com/office/word/2010/wordprocessingDrawing" xmlns:wp="http://schemas.openxmlformats.org/drawingml/2006/wordprocessingDrawing" xmlns:w10="urn:schemas-microsoft-com:office:word" xmlns:w="http://schemas.openxmlformats.org/wordprocessingml/2006/main" xmlns:w14="http://schemas.microsoft.com/office/word/2010/wordml" xmlns:w15="http://schemas.microsoft.com/office/word/2012/wordml" xmlns:wne="http://schemas.microsoft.com/office/word/2006/wordml" xmlns:wpg="http://schemas.microsoft.com/office/word/2010/wordprocessingGroup" xmlns:wpi="http://schemas.microsoft.com/office/word/2010/wordprocessingInk" xmlns:wps="http://schemas.microsoft.com/office/word/2010/wordprocessingShape" mc:Ignorable="w14 w15 wp14">
-  <!-- Generated by Aspose.Words for .NET 13.3.0.1 -->
+<w:document xmlns:wpc="http://schemas.microsoft.com/office/word/2010/wordprocessingCanvas" xmlns:mc="http://schemas.openxmlformats.org/markup-compatibility/2006" xmlns:o="urn:schemas-microsoft-com:office:office" xmlns:r="http://schemas.openxmlformats.org/officeDocument/2006/relationships" xmlns:m="http://schemas.openxmlformats.org/officeDocument/2006/math" xmlns:v="urn:schemas-microsoft-com:vml" xmlns:wp14="http://schemas.microsoft.com/office/word/2010/wordprocessingDrawing" xmlns:wp="http://schemas.openxmlformats.org/drawingml/2006/wordprocessingDrawing" xmlns:w="http://schemas.openxmlformats.org/wordprocessingml/2006/main" xmlns:w14="http://schemas.microsoft.com/office/word/2010/wordml" xmlns:w10="urn:schemas-microsoft-com:office:word" xmlns:w15="http://schemas.microsoft.com/office/word/2012/wordml" xmlns:wpg="http://schemas.microsoft.com/office/word/2010/wordprocessingGroup" xmlns:wpi="http://schemas.microsoft.com/office/word/2010/wordprocessingInk" xmlns:wne="http://schemas.microsoft.com/office/word/2006/wordml" xmlns:wps="http://schemas.microsoft.com/office/word/2010/wordprocessingShape" xmlns:wpsCustomData="http://www.wps.cn/officeDocument/2013/wpsCustomData" mc:Ignorable="w14 w15 wp14">
   <w:body>
     <w:p>
       <w:pPr>
@@ -79,7 +78,7 @@
                     </pic:cNvPicPr>
                   </pic:nvPicPr>
                   <pic:blipFill>
-                    <a:blip xmlns:r="http://schemas.openxmlformats.org/officeDocument/2006/relationships" r:embed="rId4" cstate="print"/>
+                    <a:blip r:embed="rId4" cstate="print"/>
                     <a:srcRect/>
                     <a:stretch>
                       <a:fillRect/>
@@ -158,7 +157,7 @@
         <w:jc w:val="center"/>
         <w:textAlignment w:val="bottom"/>
         <w:rPr>
-          <w:rFonts w:ascii="华文中宋" w:eastAsia="华文中宋" w:hAnsi="华文中宋"/>
+          <w:rFonts w:ascii="华文中宋" w:hAnsi="华文中宋" w:eastAsia="华文中宋"/>
           <w:b/>
           <w:color w:val="000000"/>
           <w:sz w:val="40"/>
@@ -167,7 +166,7 @@
       </w:pPr>
       <w:r>
         <w:rPr>
-          <w:rFonts w:ascii="华文中宋" w:eastAsia="华文中宋" w:hAnsi="华文中宋" w:hint="eastAsia"/>
+          <w:rFonts w:hint="eastAsia" w:ascii="华文中宋" w:hAnsi="华文中宋" w:eastAsia="华文中宋"/>
           <w:b/>
           <w:color w:val="000000"/>
           <w:sz w:val="38"/>
@@ -188,7 +187,7 @@
         <w:jc w:val="center"/>
         <w:textAlignment w:val="bottom"/>
         <w:rPr>
-          <w:rFonts w:ascii="华文中宋" w:eastAsia="华文中宋" w:hAnsi="华文中宋"/>
+          <w:rFonts w:ascii="华文中宋" w:hAnsi="华文中宋" w:eastAsia="华文中宋"/>
           <w:b/>
           <w:color w:val="000000"/>
           <w:sz w:val="40"/>
@@ -197,7 +196,7 @@
       </w:pPr>
       <w:r>
         <w:rPr>
-          <w:rFonts w:ascii="华文中宋" w:eastAsia="华文中宋" w:hAnsi="华文中宋" w:hint="eastAsia"/>
+          <w:rFonts w:hint="eastAsia" w:ascii="华文中宋" w:hAnsi="华文中宋" w:eastAsia="华文中宋"/>
           <w:b/>
           <w:color w:val="000000"/>
           <w:sz w:val="40"/>
@@ -218,7 +217,7 @@
         <w:jc w:val="center"/>
         <w:textAlignment w:val="bottom"/>
         <w:rPr>
-          <w:rFonts w:ascii="华文中宋" w:eastAsia="华文中宋" w:hAnsi="华文中宋"/>
+          <w:rFonts w:ascii="华文中宋" w:hAnsi="华文中宋" w:eastAsia="华文中宋"/>
           <w:b/>
           <w:color w:val="000000"/>
           <w:sz w:val="40"/>
@@ -227,7 +226,7 @@
       </w:pPr>
       <w:r>
         <w:rPr>
-          <w:rFonts w:ascii="华文中宋" w:eastAsia="华文中宋" w:hAnsi="华文中宋" w:hint="eastAsia"/>
+          <w:rFonts w:hint="eastAsia" w:ascii="华文中宋" w:hAnsi="华文中宋" w:eastAsia="华文中宋"/>
           <w:b/>
           <w:color w:val="000000"/>
           <w:sz w:val="40"/>
@@ -346,9 +345,9 @@
     <w:p>
       <w:pPr>
         <w:spacing w:line="240" w:lineRule="atLeast"/>
-        <w:ind w:firstLine="1136" w:firstLineChars="541"/>
-        <w:rPr>
-          <w:rFonts w:ascii="宋体" w:eastAsia="宋体" w:hint="default"/>
+        <w:ind w:firstLine="1521" w:firstLineChars="541"/>
+        <w:rPr>
+          <w:rFonts w:hint="default" w:ascii="宋体" w:eastAsia="宋体"/>
           <w:color w:val="000000"/>
           <w:kern w:val="0"/>
           <w:sz w:val="28"/>
@@ -371,7 +370,7 @@
       </w:r>
       <w:r>
         <w:rPr>
-          <w:rFonts w:ascii="宋体" w:hint="eastAsia"/>
+          <w:rFonts w:hint="eastAsia" w:ascii="宋体"/>
           <w:color w:val="000000"/>
           <w:sz w:val="28"/>
           <w:szCs w:val="28"/>
@@ -384,7 +383,7 @@
     <w:p>
       <w:pPr>
         <w:spacing w:line="240" w:lineRule="atLeast"/>
-        <w:ind w:firstLine="1136" w:firstLineChars="541"/>
+        <w:ind w:firstLine="1514" w:firstLineChars="541"/>
         <w:rPr>
           <w:rFonts w:ascii="宋体"/>
           <w:color w:val="000000"/>
@@ -396,7 +395,7 @@
     <w:p>
       <w:pPr>
         <w:spacing w:line="240" w:lineRule="atLeast"/>
-        <w:ind w:firstLine="1136" w:firstLineChars="541"/>
+        <w:ind w:firstLine="1521" w:firstLineChars="541"/>
         <w:rPr>
           <w:rFonts w:ascii="宋体"/>
           <w:color w:val="000000"/>
@@ -416,7 +415,7 @@
       </w:r>
       <w:r>
         <w:rPr>
-          <w:rFonts w:ascii="宋体" w:hint="eastAsia"/>
+          <w:rFonts w:hint="eastAsia" w:ascii="宋体"/>
           <w:color w:val="000000"/>
           <w:sz w:val="28"/>
           <w:szCs w:val="28"/>
@@ -439,7 +438,7 @@
     <w:p>
       <w:pPr>
         <w:spacing w:line="240" w:lineRule="atLeast"/>
-        <w:ind w:firstLine="1136" w:firstLineChars="541"/>
+        <w:ind w:firstLine="1521" w:firstLineChars="541"/>
         <w:rPr>
           <w:rFonts w:ascii="宋体"/>
           <w:color w:val="000000"/>
@@ -459,7 +458,7 @@
       </w:r>
       <w:r>
         <w:rPr>
-          <w:rFonts w:ascii="宋体" w:hint="eastAsia"/>
+          <w:rFonts w:hint="eastAsia" w:ascii="宋体"/>
           <w:color w:val="000000"/>
           <w:sz w:val="28"/>
           <w:szCs w:val="28"/>
@@ -468,7 +467,7 @@
       </w:r>
       <w:r>
         <w:rPr>
-          <w:rFonts w:ascii="宋体" w:hint="eastAsia"/>
+          <w:rFonts w:hint="eastAsia" w:ascii="宋体"/>
           <w:color w:val="000000"/>
           <w:sz w:val="28"/>
           <w:szCs w:val="28"/>
@@ -578,157 +577,157 @@
       </w:pPr>
       <w:r>
         <w:rPr>
-          <w:rFonts w:ascii="宋体" w:hAnsi="宋体" w:hint="eastAsia"/>
+          <w:rFonts w:hint="eastAsia" w:ascii="宋体" w:hAnsi="宋体"/>
         </w:rPr>
         <w:tab/>
       </w:r>
       <w:r>
         <w:rPr>
-          <w:rFonts w:ascii="宋体" w:hAnsi="宋体" w:hint="eastAsia"/>
+          <w:rFonts w:hint="eastAsia" w:ascii="宋体" w:hAnsi="宋体"/>
         </w:rPr>
         <w:tab/>
       </w:r>
       <w:r>
         <w:rPr>
-          <w:rFonts w:ascii="宋体" w:hAnsi="宋体" w:hint="eastAsia"/>
+          <w:rFonts w:hint="eastAsia" w:ascii="宋体" w:hAnsi="宋体"/>
         </w:rPr>
         <w:tab/>
       </w:r>
       <w:r>
         <w:rPr>
-          <w:rFonts w:ascii="宋体" w:hAnsi="宋体" w:hint="eastAsia"/>
+          <w:rFonts w:hint="eastAsia" w:ascii="宋体" w:hAnsi="宋体"/>
         </w:rPr>
         <w:tab/>
       </w:r>
       <w:r>
         <w:rPr>
-          <w:rFonts w:ascii="宋体" w:hAnsi="宋体" w:hint="eastAsia"/>
+          <w:rFonts w:hint="eastAsia" w:ascii="宋体" w:hAnsi="宋体"/>
         </w:rPr>
         <w:tab/>
       </w:r>
       <w:r>
         <w:rPr>
-          <w:rFonts w:ascii="宋体" w:hAnsi="宋体" w:hint="eastAsia"/>
+          <w:rFonts w:hint="eastAsia" w:ascii="宋体" w:hAnsi="宋体"/>
         </w:rPr>
         <w:tab/>
       </w:r>
       <w:r>
         <w:rPr>
-          <w:rFonts w:ascii="宋体" w:hAnsi="宋体" w:hint="eastAsia"/>
+          <w:rFonts w:hint="eastAsia" w:ascii="宋体" w:hAnsi="宋体"/>
         </w:rPr>
         <w:tab/>
       </w:r>
       <w:r>
         <w:rPr>
-          <w:rFonts w:ascii="宋体" w:hAnsi="宋体" w:hint="eastAsia"/>
+          <w:rFonts w:hint="eastAsia" w:ascii="宋体" w:hAnsi="宋体"/>
         </w:rPr>
         <w:tab/>
       </w:r>
       <w:r>
         <w:rPr>
-          <w:rFonts w:ascii="宋体" w:hAnsi="宋体" w:hint="eastAsia"/>
+          <w:rFonts w:hint="eastAsia" w:ascii="宋体" w:hAnsi="宋体"/>
         </w:rPr>
         <w:tab/>
       </w:r>
       <w:r>
         <w:rPr>
-          <w:rFonts w:ascii="宋体" w:hAnsi="宋体" w:hint="eastAsia"/>
+          <w:rFonts w:hint="eastAsia" w:ascii="宋体" w:hAnsi="宋体"/>
         </w:rPr>
         <w:tab/>
       </w:r>
       <w:r>
         <w:rPr>
-          <w:rFonts w:ascii="宋体" w:hAnsi="宋体" w:hint="eastAsia"/>
+          <w:rFonts w:hint="eastAsia" w:ascii="宋体" w:hAnsi="宋体"/>
         </w:rPr>
         <w:tab/>
       </w:r>
       <w:r>
         <w:rPr>
-          <w:rFonts w:ascii="宋体" w:hAnsi="宋体" w:hint="eastAsia"/>
+          <w:rFonts w:hint="eastAsia" w:ascii="宋体" w:hAnsi="宋体"/>
         </w:rPr>
         <w:tab/>
       </w:r>
       <w:r>
         <w:rPr>
-          <w:rFonts w:ascii="宋体" w:hAnsi="宋体" w:hint="eastAsia"/>
+          <w:rFonts w:hint="eastAsia" w:ascii="宋体" w:hAnsi="宋体"/>
         </w:rPr>
         <w:tab/>
       </w:r>
       <w:r>
         <w:rPr>
-          <w:rFonts w:ascii="宋体" w:hAnsi="宋体" w:hint="eastAsia"/>
+          <w:rFonts w:hint="eastAsia" w:ascii="宋体" w:hAnsi="宋体"/>
         </w:rPr>
         <w:tab/>
       </w:r>
       <w:r>
         <w:rPr>
-          <w:rFonts w:ascii="宋体" w:hAnsi="宋体" w:hint="eastAsia"/>
+          <w:rFonts w:hint="eastAsia" w:ascii="宋体" w:hAnsi="宋体"/>
         </w:rPr>
         <w:tab/>
       </w:r>
       <w:r>
         <w:rPr>
-          <w:rFonts w:ascii="宋体" w:hAnsi="宋体" w:hint="eastAsia"/>
+          <w:rFonts w:hint="eastAsia" w:ascii="宋体" w:hAnsi="宋体"/>
         </w:rPr>
         <w:tab/>
       </w:r>
       <w:r>
         <w:rPr>
-          <w:rFonts w:ascii="宋体" w:hAnsi="宋体" w:hint="eastAsia"/>
+          <w:rFonts w:hint="eastAsia" w:ascii="宋体" w:hAnsi="宋体"/>
         </w:rPr>
         <w:tab/>
       </w:r>
       <w:r>
         <w:rPr>
-          <w:rFonts w:ascii="宋体" w:hAnsi="宋体" w:hint="eastAsia"/>
+          <w:rFonts w:hint="eastAsia" w:ascii="宋体" w:hAnsi="宋体"/>
         </w:rPr>
         <w:tab/>
       </w:r>
       <w:r>
         <w:rPr>
-          <w:rFonts w:ascii="宋体" w:hAnsi="宋体" w:hint="eastAsia"/>
+          <w:rFonts w:hint="eastAsia" w:ascii="宋体" w:hAnsi="宋体"/>
         </w:rPr>
         <w:t xml:space="preserve">共 </w:t>
       </w:r>
       <w:r>
         <w:rPr>
-          <w:rFonts w:ascii="宋体" w:hAnsi="宋体" w:hint="eastAsia"/>
+          <w:rFonts w:hint="eastAsia" w:ascii="宋体" w:hAnsi="宋体"/>
           <w:lang w:val="en-US" w:eastAsia="zh-CN"/>
         </w:rPr>
         <w:t>1</w:t>
       </w:r>
       <w:r>
         <w:rPr>
-          <w:rFonts w:ascii="宋体" w:hAnsi="宋体" w:hint="eastAsia"/>
+          <w:rFonts w:hint="eastAsia" w:ascii="宋体" w:hAnsi="宋体"/>
         </w:rPr>
         <w:t xml:space="preserve"> 项  第 </w:t>
       </w:r>
       <w:r>
         <w:rPr>
-          <w:rFonts w:ascii="宋体" w:hAnsi="宋体" w:hint="eastAsia"/>
+          <w:rFonts w:hint="eastAsia" w:ascii="宋体" w:hAnsi="宋体"/>
           <w:lang w:val="en-US" w:eastAsia="zh-CN"/>
         </w:rPr>
         <w:t>1</w:t>
       </w:r>
       <w:r>
         <w:rPr>
-          <w:rFonts w:ascii="宋体" w:hAnsi="宋体" w:hint="eastAsia"/>
+          <w:rFonts w:hint="eastAsia" w:ascii="宋体" w:hAnsi="宋体"/>
         </w:rPr>
         <w:t>项</w:t>
       </w:r>
     </w:p>
     <w:tbl>
       <w:tblPr>
-        <w:tblStyle w:val="TableNormal"/>
+        <w:tblStyle w:val="15"/>
         <w:tblW w:w="10083" w:type="dxa"/>
         <w:jc w:val="center"/>
         <w:tblBorders>
-          <w:top w:val="single" w:sz="12" w:space="0" w:color="auto"/>
-          <w:left w:val="single" w:sz="12" w:space="0" w:color="auto"/>
-          <w:bottom w:val="single" w:sz="12" w:space="0" w:color="auto"/>
-          <w:right w:val="single" w:sz="12" w:space="0" w:color="auto"/>
-          <w:insideH w:val="single" w:sz="6" w:space="0" w:color="auto"/>
-          <w:insideV w:val="single" w:sz="6" w:space="0" w:color="auto"/>
+          <w:top w:val="single" w:color="auto" w:sz="12" w:space="0"/>
+          <w:left w:val="single" w:color="auto" w:sz="12" w:space="0"/>
+          <w:bottom w:val="single" w:color="auto" w:sz="12" w:space="0"/>
+          <w:right w:val="single" w:color="auto" w:sz="12" w:space="0"/>
+          <w:insideH w:val="single" w:color="auto" w:sz="6" w:space="0"/>
+          <w:insideV w:val="single" w:color="auto" w:sz="6" w:space="0"/>
         </w:tblBorders>
         <w:tblLayout w:type="fixed"/>
         <w:tblCellMar>
@@ -753,17 +752,14 @@
       </w:tblGrid>
       <w:tr>
         <w:tblPrEx>
-          <w:tblW w:w="10083" w:type="dxa"/>
-          <w:jc w:val="center"/>
           <w:tblBorders>
-            <w:top w:val="single" w:sz="12" w:space="0" w:color="auto"/>
-            <w:left w:val="single" w:sz="12" w:space="0" w:color="auto"/>
-            <w:bottom w:val="single" w:sz="12" w:space="0" w:color="auto"/>
-            <w:right w:val="single" w:sz="12" w:space="0" w:color="auto"/>
-            <w:insideH w:val="single" w:sz="6" w:space="0" w:color="auto"/>
-            <w:insideV w:val="single" w:sz="6" w:space="0" w:color="auto"/>
+            <w:top w:val="single" w:color="auto" w:sz="12" w:space="0"/>
+            <w:left w:val="single" w:color="auto" w:sz="12" w:space="0"/>
+            <w:bottom w:val="single" w:color="auto" w:sz="12" w:space="0"/>
+            <w:right w:val="single" w:color="auto" w:sz="12" w:space="0"/>
+            <w:insideH w:val="single" w:color="auto" w:sz="6" w:space="0"/>
+            <w:insideV w:val="single" w:color="auto" w:sz="6" w:space="0"/>
           </w:tblBorders>
-          <w:tblLayout w:type="fixed"/>
           <w:tblCellMar>
             <w:top w:w="0" w:type="dxa"/>
             <w:left w:w="108" w:type="dxa"/>
@@ -785,7 +781,7 @@
             <w:pPr>
               <w:spacing w:before="60" w:after="60"/>
               <w:rPr>
-                <w:rFonts w:ascii="宋体" w:eastAsia="宋体" w:hAnsi="宋体" w:hint="default"/>
+                <w:rFonts w:hint="default" w:ascii="宋体" w:hAnsi="宋体" w:eastAsia="宋体"/>
                 <w:b/>
                 <w:sz w:val="24"/>
                 <w:szCs w:val="24"/>
@@ -794,14 +790,14 @@
             </w:pPr>
             <w:r>
               <w:rPr>
-                <w:rFonts w:ascii="宋体" w:hAnsi="宋体" w:hint="eastAsia"/>
+                <w:rFonts w:hint="eastAsia" w:ascii="宋体" w:hAnsi="宋体"/>
                 <w:b/>
               </w:rPr>
               <w:t>被评估方名称</w:t>
             </w:r>
             <w:r>
               <w:rPr>
-                <w:rFonts w:ascii="宋体" w:hAnsi="宋体" w:hint="eastAsia"/>
+                <w:rFonts w:hint="eastAsia" w:ascii="宋体" w:hAnsi="宋体"/>
                 <w:b/>
                 <w:lang w:eastAsia="zh-CN"/>
               </w:rPr>
@@ -825,7 +821,7 @@
             </w:pPr>
             <w:r>
               <w:rPr>
-                <w:rFonts w:ascii="宋体" w:hAnsi="宋体" w:hint="eastAsia"/>
+                <w:rFonts w:hint="eastAsia" w:ascii="宋体" w:hAnsi="宋体"/>
                 <w:b/>
               </w:rPr>
               <w:t>发现问题日期</w:t>
@@ -841,13 +837,13 @@
             <w:pPr>
               <w:spacing w:before="60" w:after="60"/>
               <w:rPr>
-                <w:rFonts w:ascii="宋体" w:eastAsia="宋体" w:hAnsi="宋体" w:hint="eastAsia"/>
+                <w:rFonts w:hint="eastAsia" w:ascii="宋体" w:hAnsi="宋体" w:eastAsia="宋体"/>
                 <w:lang w:eastAsia="zh-CN"/>
               </w:rPr>
             </w:pPr>
             <w:r>
               <w:rPr>
-                <w:rFonts w:ascii="宋体" w:hAnsi="宋体" w:hint="eastAsia"/>
+                <w:rFonts w:hint="eastAsia" w:ascii="宋体" w:hAnsi="宋体"/>
               </w:rPr>
               <w:t xml:space="preserve"> </w:t>
             </w:r>
@@ -856,9 +852,14 @@
       </w:tr>
       <w:tr>
         <w:tblPrEx>
-          <w:tblW w:w="10083" w:type="dxa"/>
-          <w:jc w:val="center"/>
-          <w:tblLayout w:type="fixed"/>
+          <w:tblBorders>
+            <w:top w:val="single" w:color="auto" w:sz="12" w:space="0"/>
+            <w:left w:val="single" w:color="auto" w:sz="12" w:space="0"/>
+            <w:bottom w:val="single" w:color="auto" w:sz="12" w:space="0"/>
+            <w:right w:val="single" w:color="auto" w:sz="12" w:space="0"/>
+            <w:insideH w:val="single" w:color="auto" w:sz="6" w:space="0"/>
+            <w:insideV w:val="single" w:color="auto" w:sz="6" w:space="0"/>
+          </w:tblBorders>
           <w:tblCellMar>
             <w:top w:w="0" w:type="dxa"/>
             <w:left w:w="108" w:type="dxa"/>
@@ -874,7 +875,7 @@
           <w:tcPr>
             <w:tcW w:w="5688" w:type="dxa"/>
             <w:gridSpan w:val="6"/>
-            <w:vMerge/>
+            <w:vMerge w:val="continue"/>
           </w:tcPr>
           <w:p>
             <w:pPr>
@@ -903,7 +904,7 @@
             </w:pPr>
             <w:r>
               <w:rPr>
-                <w:rFonts w:ascii="宋体" w:hAnsi="宋体" w:hint="eastAsia"/>
+                <w:rFonts w:hint="eastAsia" w:ascii="宋体" w:hAnsi="宋体"/>
                 <w:b/>
               </w:rPr>
               <w:t>不符合项对应的标准条款</w:t>
@@ -919,7 +920,7 @@
             <w:pPr>
               <w:widowControl/>
               <w:rPr>
-                <w:rFonts w:asciiTheme="minorEastAsia" w:eastAsiaTheme="minorEastAsia" w:hAnsiTheme="minorEastAsia" w:cs="宋体"/>
+                <w:rFonts w:cs="宋体" w:asciiTheme="minorEastAsia" w:hAnsiTheme="minorEastAsia" w:eastAsiaTheme="minorEastAsia"/>
                 <w:kern w:val="0"/>
                 <w:sz w:val="18"/>
                 <w:szCs w:val="18"/>
@@ -929,7 +930,7 @@
             </w:pPr>
             <w:r>
               <w:rPr>
-                <w:rFonts w:asciiTheme="minorEastAsia" w:eastAsiaTheme="minorEastAsia" w:hAnsiTheme="minorEastAsia" w:cs="宋体" w:hint="default"/>
+                <w:rFonts w:hint="default" w:cs="宋体" w:asciiTheme="minorEastAsia" w:hAnsiTheme="minorEastAsia" w:eastAsiaTheme="minorEastAsia"/>
                 <w:kern w:val="0"/>
                 <w:sz w:val="18"/>
                 <w:szCs w:val="18"/>
@@ -940,7 +941,7 @@
             </w:r>
             <w:r>
               <w:rPr>
-                <w:rFonts w:asciiTheme="minorEastAsia" w:eastAsiaTheme="minorEastAsia" w:hAnsiTheme="minorEastAsia" w:cs="宋体" w:hint="eastAsia"/>
+                <w:rFonts w:hint="eastAsia" w:cs="宋体" w:asciiTheme="minorEastAsia" w:hAnsiTheme="minorEastAsia" w:eastAsiaTheme="minorEastAsia"/>
                 <w:kern w:val="0"/>
                 <w:sz w:val="18"/>
                 <w:szCs w:val="18"/>
@@ -951,7 +952,7 @@
             </w:r>
             <w:r>
               <w:rPr>
-                <w:rFonts w:asciiTheme="minorEastAsia" w:eastAsiaTheme="minorEastAsia" w:hAnsiTheme="minorEastAsia" w:cs="宋体" w:hint="default"/>
+                <w:rFonts w:hint="default" w:cs="宋体" w:asciiTheme="minorEastAsia" w:hAnsiTheme="minorEastAsia" w:eastAsiaTheme="minorEastAsia"/>
                 <w:kern w:val="0"/>
                 <w:sz w:val="18"/>
                 <w:szCs w:val="18"/>
@@ -962,7 +963,7 @@
             </w:r>
             <w:r>
               <w:rPr>
-                <w:rFonts w:asciiTheme="minorEastAsia" w:eastAsiaTheme="minorEastAsia" w:hAnsiTheme="minorEastAsia" w:cs="宋体" w:hint="eastAsia"/>
+                <w:rFonts w:hint="eastAsia" w:cs="宋体" w:asciiTheme="minorEastAsia" w:hAnsiTheme="minorEastAsia" w:eastAsiaTheme="minorEastAsia"/>
                 <w:kern w:val="0"/>
                 <w:sz w:val="18"/>
                 <w:szCs w:val="18"/>
@@ -973,7 +974,7 @@
             </w:r>
             <w:r>
               <w:rPr>
-                <w:rFonts w:asciiTheme="minorEastAsia" w:eastAsiaTheme="minorEastAsia" w:hAnsiTheme="minorEastAsia" w:cs="宋体" w:hint="default"/>
+                <w:rFonts w:hint="default" w:cs="宋体" w:asciiTheme="minorEastAsia" w:hAnsiTheme="minorEastAsia" w:eastAsiaTheme="minorEastAsia"/>
                 <w:kern w:val="0"/>
                 <w:sz w:val="18"/>
                 <w:szCs w:val="18"/>
@@ -987,9 +988,14 @@
       </w:tr>
       <w:tr>
         <w:tblPrEx>
-          <w:tblW w:w="10083" w:type="dxa"/>
-          <w:jc w:val="center"/>
-          <w:tblLayout w:type="fixed"/>
+          <w:tblBorders>
+            <w:top w:val="single" w:color="auto" w:sz="12" w:space="0"/>
+            <w:left w:val="single" w:color="auto" w:sz="12" w:space="0"/>
+            <w:bottom w:val="single" w:color="auto" w:sz="12" w:space="0"/>
+            <w:right w:val="single" w:color="auto" w:sz="12" w:space="0"/>
+            <w:insideH w:val="single" w:color="auto" w:sz="6" w:space="0"/>
+            <w:insideV w:val="single" w:color="auto" w:sz="6" w:space="0"/>
+          </w:tblBorders>
           <w:tblCellMar>
             <w:top w:w="0" w:type="dxa"/>
             <w:left w:w="108" w:type="dxa"/>
@@ -999,7 +1005,7 @@
         </w:tblPrEx>
         <w:trPr>
           <w:cantSplit/>
-          <w:trHeight w:val="972"/>
+          <w:trHeight w:val="972" w:hRule="atLeast"/>
           <w:jc w:val="center"/>
         </w:trPr>
         <w:tc>
@@ -1013,13 +1019,13 @@
           <w:p>
             <w:pPr>
               <w:rPr>
-                <w:rFonts w:ascii="宋体" w:hAnsi="宋体" w:hint="eastAsia"/>
+                <w:rFonts w:hint="eastAsia" w:ascii="宋体" w:hAnsi="宋体"/>
                 <w:b/>
               </w:rPr>
             </w:pPr>
             <w:r>
               <w:rPr>
-                <w:rFonts w:ascii="宋体" w:hAnsi="宋体" w:hint="eastAsia"/>
+                <w:rFonts w:hint="eastAsia" w:ascii="宋体" w:hAnsi="宋体"/>
                 <w:b/>
               </w:rPr>
               <w:t>不符合项描述</w:t>
@@ -1027,16 +1033,16 @@
           </w:p>
           <w:tbl>
             <w:tblPr>
-              <w:tblStyle w:val="TableNormal"/>
+              <w:tblStyle w:val="15"/>
               <w:tblW w:w="11520" w:type="dxa"/>
               <w:tblInd w:w="-85" w:type="dxa"/>
               <w:tblBorders>
-                <w:top w:val="nil"/>
-                <w:left w:val="nil"/>
-                <w:bottom w:val="nil"/>
-                <w:right w:val="nil"/>
-                <w:insideH w:val="nil"/>
-                <w:insideV w:val="nil"/>
+                <w:top w:val="none" w:color="auto" w:sz="0" w:space="0"/>
+                <w:left w:val="none" w:color="auto" w:sz="0" w:space="0"/>
+                <w:bottom w:val="none" w:color="auto" w:sz="0" w:space="0"/>
+                <w:right w:val="none" w:color="auto" w:sz="0" w:space="0"/>
+                <w:insideH w:val="none" w:color="auto" w:sz="0" w:space="0"/>
+                <w:insideV w:val="none" w:color="auto" w:sz="0" w:space="0"/>
               </w:tblBorders>
               <w:shd w:val="clear" w:color="auto" w:fill="FFFFFF"/>
               <w:tblLayout w:type="fixed"/>
@@ -1052,18 +1058,14 @@
             </w:tblGrid>
             <w:tr>
               <w:tblPrEx>
-                <w:tblW w:w="11520" w:type="dxa"/>
-                <w:tblInd w:w="-85" w:type="dxa"/>
                 <w:tblBorders>
-                  <w:top w:val="nil"/>
-                  <w:left w:val="nil"/>
-                  <w:bottom w:val="nil"/>
-                  <w:right w:val="nil"/>
-                  <w:insideH w:val="nil"/>
-                  <w:insideV w:val="nil"/>
+                  <w:top w:val="none" w:color="auto" w:sz="0" w:space="0"/>
+                  <w:left w:val="none" w:color="auto" w:sz="0" w:space="0"/>
+                  <w:bottom w:val="none" w:color="auto" w:sz="0" w:space="0"/>
+                  <w:right w:val="none" w:color="auto" w:sz="0" w:space="0"/>
+                  <w:insideH w:val="none" w:color="auto" w:sz="0" w:space="0"/>
+                  <w:insideV w:val="none" w:color="auto" w:sz="0" w:space="0"/>
                 </w:tblBorders>
-                <w:shd w:val="clear" w:color="auto" w:fill="FFFFFF"/>
-                <w:tblLayout w:type="fixed"/>
                 <w:tblCellMar>
                   <w:top w:w="0" w:type="dxa"/>
                   <w:left w:w="0" w:type="dxa"/>
@@ -1072,16 +1074,16 @@
                 </w:tblCellMar>
               </w:tblPrEx>
               <w:trPr>
-                <w:trHeight w:val="340"/>
+                <w:trHeight w:val="340" w:hRule="atLeast"/>
               </w:trPr>
               <w:tc>
                 <w:tcPr>
                   <w:tcW w:w="11520" w:type="dxa"/>
                   <w:tcBorders>
-                    <w:top w:val="single" w:sz="4" w:space="0" w:color="DDDDDD"/>
-                    <w:left w:val="single" w:sz="4" w:space="0" w:color="DDDDDD"/>
-                    <w:bottom w:val="single" w:sz="4" w:space="0" w:color="DDDDDD"/>
-                    <w:right w:val="single" w:sz="4" w:space="0" w:color="DDDDDD"/>
+                    <w:top w:val="single" w:color="DDDDDD" w:sz="4" w:space="0"/>
+                    <w:left w:val="single" w:color="DDDDDD" w:sz="4" w:space="0"/>
+                    <w:bottom w:val="single" w:color="DDDDDD" w:sz="4" w:space="0"/>
+                    <w:right w:val="single" w:color="DDDDDD" w:sz="4" w:space="0"/>
                   </w:tcBorders>
                   <w:shd w:val="clear" w:color="auto" w:fill="F5F5F5"/>
                   <w:tcMar>
@@ -1101,7 +1103,7 @@
                     <w:spacing w:line="180" w:lineRule="atLeast"/>
                     <w:jc w:val="left"/>
                     <w:rPr>
-                      <w:rFonts w:ascii="Segoe UI" w:eastAsia="Segoe UI" w:hAnsi="Segoe UI" w:cs="Segoe UI"/>
+                      <w:rFonts w:ascii="Segoe UI" w:hAnsi="Segoe UI" w:eastAsia="Segoe UI" w:cs="Segoe UI"/>
                       <w:i w:val="0"/>
                       <w:iCs w:val="0"/>
                       <w:caps w:val="0"/>
@@ -1113,7 +1115,7 @@
                   </w:pPr>
                   <w:r>
                     <w:rPr>
-                      <w:rFonts w:ascii="Segoe UI" w:eastAsia="Segoe UI" w:hAnsi="Segoe UI" w:cs="Segoe UI" w:hint="default"/>
+                      <w:rFonts w:hint="default" w:ascii="Segoe UI" w:hAnsi="Segoe UI" w:eastAsia="Segoe UI" w:cs="Segoe UI"/>
                       <w:i w:val="0"/>
                       <w:iCs w:val="0"/>
                       <w:caps w:val="0"/>
@@ -1124,11 +1126,11 @@
                       <w:szCs w:val="12"/>
                       <w:lang w:val="en-US" w:eastAsia="zh-CN"/>
                     </w:rPr>
-                    <w:br/>
+                    <w:br w:type="textWrapping"/>
                   </w:r>
                   <w:r>
                     <w:rPr>
-                      <w:rFonts w:ascii="Arial" w:eastAsia="宋体" w:hAnsi="Arial" w:cs="Arial" w:hint="eastAsia"/>
+                      <w:rFonts w:hint="eastAsia" w:ascii="Arial" w:hAnsi="Arial" w:eastAsia="宋体" w:cs="Arial"/>
                       <w:i w:val="0"/>
                       <w:iCs w:val="0"/>
                       <w:caps w:val="0"/>
@@ -1138,7 +1140,36 @@
                       <w:szCs w:val="16"/>
                       <w:shd w:val="clear" w:color="auto" w:fill="F5F5F5"/>
                     </w:rPr>
-                    <w:t>查运维部在5月16日组织的“硬件运维服务技能”培训中，未发现培训签到表。不符合T/CESA 1299-2023中 7.3 人员7.3.4 人员培训b) 实施培训，评价培训效果，保留培训记录。</w:t>
+                    <w:t>查运维部在</w:t>
+                  </w:r>
+                  <w:r>
+                    <w:rPr>
+                      <w:rFonts w:hint="eastAsia" w:ascii="Arial" w:hAnsi="Arial" w:cs="Arial"/>
+                      <w:i w:val="0"/>
+                      <w:iCs w:val="0"/>
+                      <w:caps w:val="0"/>
+                      <w:color w:val="343A40"/>
+                      <w:spacing w:val="0"/>
+                      <w:sz w:val="16"/>
+                      <w:szCs w:val="16"/>
+                      <w:shd w:val="clear" w:color="auto" w:fill="F5F5F5"/>
+                      <w:lang w:val="en-US" w:eastAsia="zh-CN"/>
+                    </w:rPr>
+                    <w:t>7</w:t>
+                  </w:r>
+                  <w:r>
+                    <w:rPr>
+                      <w:rFonts w:hint="eastAsia" w:ascii="Arial" w:hAnsi="Arial" w:eastAsia="宋体" w:cs="Arial"/>
+                      <w:i w:val="0"/>
+                      <w:iCs w:val="0"/>
+                      <w:caps w:val="0"/>
+                      <w:color w:val="343A40"/>
+                      <w:spacing w:val="0"/>
+                      <w:sz w:val="16"/>
+                      <w:szCs w:val="16"/>
+                      <w:shd w:val="clear" w:color="auto" w:fill="F5F5F5"/>
+                    </w:rPr>
+                    <w:t>月16日组织的“硬件运维服务技能”培训中，未发现培训签到表。不符合T/CESA 1299-2023中 7.3 人员7.3.4 人员培训b) 实施培训，评价培训效果，保留培训记录。</w:t>
                   </w:r>
                 </w:p>
               </w:tc>
@@ -1146,11 +1177,11 @@
           </w:tbl>
           <w:p>
             <w:pPr>
-              <w:pStyle w:val="A2"/>
+              <w:pStyle w:val="22"/>
               <w:spacing w:line="240" w:lineRule="exact"/>
               <w:jc w:val="left"/>
               <w:rPr>
-                <w:rFonts w:ascii="宋体" w:eastAsia="宋体" w:hAnsi="宋体" w:hint="eastAsia"/>
+                <w:rFonts w:hint="eastAsia" w:ascii="宋体" w:hAnsi="宋体" w:eastAsia="宋体"/>
                 <w:lang w:val="en-US" w:eastAsia="zh-CN"/>
               </w:rPr>
             </w:pPr>
@@ -1159,9 +1190,14 @@
       </w:tr>
       <w:tr>
         <w:tblPrEx>
-          <w:tblW w:w="10083" w:type="dxa"/>
-          <w:jc w:val="center"/>
-          <w:tblLayout w:type="fixed"/>
+          <w:tblBorders>
+            <w:top w:val="single" w:color="auto" w:sz="12" w:space="0"/>
+            <w:left w:val="single" w:color="auto" w:sz="12" w:space="0"/>
+            <w:bottom w:val="single" w:color="auto" w:sz="12" w:space="0"/>
+            <w:right w:val="single" w:color="auto" w:sz="12" w:space="0"/>
+            <w:insideH w:val="single" w:color="auto" w:sz="6" w:space="0"/>
+            <w:insideV w:val="single" w:color="auto" w:sz="6" w:space="0"/>
+          </w:tblBorders>
           <w:tblCellMar>
             <w:top w:w="0" w:type="dxa"/>
             <w:left w:w="108" w:type="dxa"/>
@@ -1179,7 +1215,7 @@
             <w:gridSpan w:val="4"/>
             <w:tcBorders>
               <w:top w:val="nil"/>
-              <w:bottom w:val="single" w:sz="6" w:space="0" w:color="auto"/>
+              <w:bottom w:val="single" w:color="auto" w:sz="6" w:space="0"/>
               <w:right w:val="nil"/>
             </w:tcBorders>
           </w:tcPr>
@@ -1194,7 +1230,7 @@
             </w:pPr>
             <w:r>
               <w:rPr>
-                <w:rFonts w:ascii="宋体" w:hAnsi="宋体" w:hint="eastAsia"/>
+                <w:rFonts w:hint="eastAsia" w:ascii="宋体" w:hAnsi="宋体"/>
                 <w:spacing w:val="-12"/>
                 <w:sz w:val="18"/>
               </w:rPr>
@@ -1209,7 +1245,7 @@
             <w:tcBorders>
               <w:top w:val="nil"/>
               <w:left w:val="nil"/>
-              <w:bottom w:val="single" w:sz="6" w:space="0" w:color="auto"/>
+              <w:bottom w:val="single" w:color="auto" w:sz="6" w:space="0"/>
               <w:right w:val="nil"/>
             </w:tcBorders>
           </w:tcPr>
@@ -1218,7 +1254,7 @@
               <w:spacing w:before="120" w:after="120"/>
               <w:jc w:val="left"/>
               <w:rPr>
-                <w:rFonts w:ascii="宋体" w:eastAsia="Arial Unicode MS" w:hAnsi="宋体" w:cs="Arial Unicode MS"/>
+                <w:rFonts w:ascii="宋体" w:hAnsi="宋体" w:eastAsia="Arial Unicode MS" w:cs="Arial Unicode MS"/>
                 <w:color w:val="000000"/>
                 <w:szCs w:val="21"/>
                 <w:u w:color="000000"/>
@@ -1233,7 +1269,7 @@
             <w:tcBorders>
               <w:top w:val="nil"/>
               <w:left w:val="nil"/>
-              <w:bottom w:val="single" w:sz="6" w:space="0" w:color="auto"/>
+              <w:bottom w:val="single" w:color="auto" w:sz="6" w:space="0"/>
             </w:tcBorders>
           </w:tcPr>
           <w:p>
@@ -1247,7 +1283,7 @@
             </w:pPr>
             <w:r>
               <w:rPr>
-                <w:rFonts w:ascii="宋体" w:hAnsi="宋体" w:hint="eastAsia"/>
+                <w:rFonts w:hint="eastAsia" w:ascii="宋体" w:hAnsi="宋体"/>
                 <w:spacing w:val="-12"/>
                 <w:sz w:val="18"/>
               </w:rPr>
@@ -1258,9 +1294,14 @@
       </w:tr>
       <w:tr>
         <w:tblPrEx>
-          <w:tblW w:w="10083" w:type="dxa"/>
-          <w:jc w:val="center"/>
-          <w:tblLayout w:type="fixed"/>
+          <w:tblBorders>
+            <w:top w:val="single" w:color="auto" w:sz="12" w:space="0"/>
+            <w:left w:val="single" w:color="auto" w:sz="12" w:space="0"/>
+            <w:bottom w:val="single" w:color="auto" w:sz="12" w:space="0"/>
+            <w:right w:val="single" w:color="auto" w:sz="12" w:space="0"/>
+            <w:insideH w:val="single" w:color="auto" w:sz="6" w:space="0"/>
+            <w:insideV w:val="single" w:color="auto" w:sz="6" w:space="0"/>
+          </w:tblBorders>
           <w:tblCellMar>
             <w:top w:w="0" w:type="dxa"/>
             <w:left w:w="108" w:type="dxa"/>
@@ -1270,7 +1311,7 @@
         </w:tblPrEx>
         <w:trPr>
           <w:cantSplit/>
-          <w:trHeight w:val="308"/>
+          <w:trHeight w:val="308" w:hRule="atLeast"/>
           <w:jc w:val="center"/>
         </w:trPr>
         <w:tc>
@@ -1292,7 +1333,7 @@
             </w:pPr>
             <w:r>
               <w:rPr>
-                <w:rFonts w:ascii="宋体" w:hAnsi="宋体" w:hint="eastAsia"/>
+                <w:rFonts w:hint="eastAsia" w:ascii="宋体" w:hAnsi="宋体"/>
                 <w:b/>
               </w:rPr>
               <w:t>不 符 合</w:t>
@@ -1311,10 +1352,10 @@
             <w:pPr>
               <w:widowControl/>
               <w:spacing w:line="240" w:lineRule="exact"/>
-              <w:ind w:left="270" w:hanging="315" w:hangingChars="150"/>
+              <w:ind w:left="270" w:hanging="270" w:hangingChars="150"/>
               <w:jc w:val="left"/>
               <w:rPr>
-                <w:rFonts w:asciiTheme="minorEastAsia" w:eastAsiaTheme="minorEastAsia" w:hAnsiTheme="minorEastAsia" w:cs="宋体"/>
+                <w:rFonts w:cs="宋体" w:asciiTheme="minorEastAsia" w:hAnsiTheme="minorEastAsia" w:eastAsiaTheme="minorEastAsia"/>
                 <w:kern w:val="0"/>
                 <w:sz w:val="18"/>
                 <w:szCs w:val="18"/>
@@ -1330,7 +1371,7 @@
             </w:r>
             <w:r>
               <w:rPr>
-                <w:rFonts w:ascii="宋体" w:hAnsi="宋体" w:hint="eastAsia"/>
+                <w:rFonts w:hint="eastAsia" w:ascii="宋体" w:hAnsi="宋体"/>
                 <w:sz w:val="18"/>
                 <w:u w:val="single"/>
               </w:rPr>
@@ -1338,7 +1379,7 @@
             </w:r>
             <w:r>
               <w:rPr>
-                <w:rFonts w:ascii="宋体" w:hAnsi="宋体" w:hint="eastAsia"/>
+                <w:rFonts w:hint="eastAsia" w:ascii="宋体" w:hAnsi="宋体"/>
                 <w:sz w:val="18"/>
               </w:rPr>
               <w:t>款号：</w:t>
@@ -1346,9 +1387,9 @@
           </w:p>
           <w:p>
             <w:pPr>
-              <w:pStyle w:val="Default"/>
-              <w:rPr>
-                <w:rFonts w:ascii="宋体" w:eastAsia="宋体" w:hAnsi="宋体" w:cs="宋体" w:hint="eastAsia"/>
+              <w:pStyle w:val="21"/>
+              <w:rPr>
+                <w:rFonts w:hint="eastAsia" w:ascii="宋体" w:hAnsi="宋体" w:eastAsia="宋体" w:cs="宋体"/>
                 <w:color w:val="auto"/>
                 <w:sz w:val="18"/>
                 <w:szCs w:val="18"/>
@@ -1360,9 +1401,14 @@
       </w:tr>
       <w:tr>
         <w:tblPrEx>
-          <w:tblW w:w="10083" w:type="dxa"/>
-          <w:jc w:val="center"/>
-          <w:tblLayout w:type="fixed"/>
+          <w:tblBorders>
+            <w:top w:val="single" w:color="auto" w:sz="12" w:space="0"/>
+            <w:left w:val="single" w:color="auto" w:sz="12" w:space="0"/>
+            <w:bottom w:val="single" w:color="auto" w:sz="12" w:space="0"/>
+            <w:right w:val="single" w:color="auto" w:sz="12" w:space="0"/>
+            <w:insideH w:val="single" w:color="auto" w:sz="6" w:space="0"/>
+            <w:insideV w:val="single" w:color="auto" w:sz="6" w:space="0"/>
+          </w:tblBorders>
           <w:tblCellMar>
             <w:top w:w="0" w:type="dxa"/>
             <w:left w:w="108" w:type="dxa"/>
@@ -1372,7 +1418,7 @@
         </w:tblPrEx>
         <w:trPr>
           <w:cantSplit/>
-          <w:trHeight w:val="304"/>
+          <w:trHeight w:val="304" w:hRule="atLeast"/>
           <w:jc w:val="center"/>
         </w:trPr>
         <w:tc>
@@ -1390,7 +1436,7 @@
             </w:pPr>
             <w:r>
               <w:rPr>
-                <w:rFonts w:ascii="宋体" w:hAnsi="宋体" w:hint="eastAsia"/>
+                <w:rFonts w:hint="eastAsia" w:ascii="宋体" w:hAnsi="宋体"/>
                 <w:b/>
               </w:rPr>
               <w:t>严重程度</w:t>
@@ -1417,7 +1463,7 @@
             </w:r>
             <w:r>
               <w:rPr>
-                <w:rFonts w:ascii="宋体" w:hAnsi="宋体" w:hint="eastAsia"/>
+                <w:rFonts w:hint="eastAsia" w:ascii="宋体" w:hAnsi="宋体"/>
                 <w:sz w:val="18"/>
               </w:rPr>
               <w:t xml:space="preserve"> 严重  </w:t>
@@ -1430,7 +1476,7 @@
             </w:r>
             <w:r>
               <w:rPr>
-                <w:rFonts w:ascii="宋体" w:hAnsi="宋体" w:hint="eastAsia"/>
+                <w:rFonts w:hint="eastAsia" w:ascii="宋体" w:hAnsi="宋体"/>
                 <w:sz w:val="18"/>
               </w:rPr>
               <w:t xml:space="preserve"> 一般</w:t>
@@ -1461,7 +1507,7 @@
             </w:r>
             <w:r>
               <w:rPr>
-                <w:rFonts w:ascii="宋体" w:hAnsi="宋体" w:hint="eastAsia"/>
+                <w:rFonts w:hint="eastAsia" w:ascii="宋体" w:hAnsi="宋体"/>
                 <w:b/>
                 <w:sz w:val="18"/>
               </w:rPr>
@@ -1476,7 +1522,7 @@
             </w:r>
             <w:r>
               <w:rPr>
-                <w:rFonts w:ascii="宋体" w:hAnsi="宋体" w:hint="eastAsia"/>
+                <w:rFonts w:hint="eastAsia" w:ascii="宋体" w:hAnsi="宋体"/>
                 <w:b/>
                 <w:sz w:val="18"/>
               </w:rPr>
@@ -1502,9 +1548,14 @@
       </w:tr>
       <w:tr>
         <w:tblPrEx>
-          <w:tblW w:w="10083" w:type="dxa"/>
-          <w:jc w:val="center"/>
-          <w:tblLayout w:type="fixed"/>
+          <w:tblBorders>
+            <w:top w:val="single" w:color="auto" w:sz="12" w:space="0"/>
+            <w:left w:val="single" w:color="auto" w:sz="12" w:space="0"/>
+            <w:bottom w:val="single" w:color="auto" w:sz="12" w:space="0"/>
+            <w:right w:val="single" w:color="auto" w:sz="12" w:space="0"/>
+            <w:insideH w:val="single" w:color="auto" w:sz="6" w:space="0"/>
+            <w:insideV w:val="single" w:color="auto" w:sz="6" w:space="0"/>
+          </w:tblBorders>
           <w:tblCellMar>
             <w:top w:w="0" w:type="dxa"/>
             <w:left w:w="108" w:type="dxa"/>
@@ -1514,7 +1565,7 @@
         </w:tblPrEx>
         <w:trPr>
           <w:cantSplit/>
-          <w:trHeight w:val="1260"/>
+          <w:trHeight w:val="1260" w:hRule="atLeast"/>
           <w:jc w:val="center"/>
         </w:trPr>
         <w:tc>
@@ -1532,7 +1583,7 @@
             </w:pPr>
             <w:r>
               <w:rPr>
-                <w:rFonts w:ascii="宋体" w:hAnsi="宋体" w:hint="eastAsia"/>
+                <w:rFonts w:hint="eastAsia" w:ascii="宋体" w:hAnsi="宋体"/>
                 <w:b/>
               </w:rPr>
               <w:t>对不符合的处置：</w:t>
@@ -1540,16 +1591,16 @@
           </w:p>
           <w:tbl>
             <w:tblPr>
-              <w:tblStyle w:val="TableNormal"/>
+              <w:tblStyle w:val="15"/>
               <w:tblW w:w="22706" w:type="dxa"/>
               <w:tblInd w:w="-127" w:type="dxa"/>
               <w:tblBorders>
-                <w:top w:val="nil"/>
-                <w:left w:val="nil"/>
-                <w:bottom w:val="nil"/>
-                <w:right w:val="nil"/>
-                <w:insideH w:val="nil"/>
-                <w:insideV w:val="nil"/>
+                <w:top w:val="none" w:color="auto" w:sz="0" w:space="0"/>
+                <w:left w:val="none" w:color="auto" w:sz="0" w:space="0"/>
+                <w:bottom w:val="none" w:color="auto" w:sz="0" w:space="0"/>
+                <w:right w:val="none" w:color="auto" w:sz="0" w:space="0"/>
+                <w:insideH w:val="none" w:color="auto" w:sz="0" w:space="0"/>
+                <w:insideV w:val="none" w:color="auto" w:sz="0" w:space="0"/>
               </w:tblBorders>
               <w:shd w:val="clear" w:color="auto" w:fill="FFFFFF"/>
               <w:tblLayout w:type="fixed"/>
@@ -1565,18 +1616,15 @@
             </w:tblGrid>
             <w:tr>
               <w:tblPrEx>
-                <w:tblW w:w="22706" w:type="dxa"/>
-                <w:tblInd w:w="-127" w:type="dxa"/>
                 <w:tblBorders>
-                  <w:top w:val="nil"/>
-                  <w:left w:val="nil"/>
-                  <w:bottom w:val="nil"/>
-                  <w:right w:val="nil"/>
-                  <w:insideH w:val="nil"/>
-                  <w:insideV w:val="nil"/>
+                  <w:top w:val="none" w:color="auto" w:sz="0" w:space="0"/>
+                  <w:left w:val="none" w:color="auto" w:sz="0" w:space="0"/>
+                  <w:bottom w:val="none" w:color="auto" w:sz="0" w:space="0"/>
+                  <w:right w:val="none" w:color="auto" w:sz="0" w:space="0"/>
+                  <w:insideH w:val="none" w:color="auto" w:sz="0" w:space="0"/>
+                  <w:insideV w:val="none" w:color="auto" w:sz="0" w:space="0"/>
                 </w:tblBorders>
                 <w:shd w:val="clear" w:color="auto" w:fill="FFFFFF"/>
-                <w:tblLayout w:type="fixed"/>
                 <w:tblCellMar>
                   <w:top w:w="0" w:type="dxa"/>
                   <w:left w:w="0" w:type="dxa"/>
@@ -1585,16 +1633,16 @@
                 </w:tblCellMar>
               </w:tblPrEx>
               <w:trPr>
-                <w:trHeight w:val="510"/>
+                <w:trHeight w:val="510" w:hRule="atLeast"/>
               </w:trPr>
               <w:tc>
                 <w:tcPr>
                   <w:tcW w:w="22706" w:type="dxa"/>
                   <w:tcBorders>
-                    <w:top w:val="single" w:sz="6" w:space="0" w:color="DDDDDD"/>
-                    <w:left w:val="single" w:sz="6" w:space="0" w:color="DDDDDD"/>
-                    <w:bottom w:val="single" w:sz="6" w:space="0" w:color="DDDDDD"/>
-                    <w:right w:val="single" w:sz="6" w:space="0" w:color="DDDDDD"/>
+                    <w:top w:val="single" w:color="DDDDDD" w:sz="6" w:space="0"/>
+                    <w:left w:val="single" w:color="DDDDDD" w:sz="6" w:space="0"/>
+                    <w:bottom w:val="single" w:color="DDDDDD" w:sz="6" w:space="0"/>
+                    <w:right w:val="single" w:color="DDDDDD" w:sz="6" w:space="0"/>
                   </w:tcBorders>
                   <w:shd w:val="clear" w:color="auto" w:fill="F5F5F5"/>
                   <w:tcMar>
@@ -1614,7 +1662,7 @@
                     <w:spacing w:line="270" w:lineRule="atLeast"/>
                     <w:jc w:val="left"/>
                     <w:rPr>
-                      <w:rFonts w:ascii="Segoe UI" w:eastAsia="Segoe UI" w:hAnsi="Segoe UI" w:cs="Segoe UI"/>
+                      <w:rFonts w:ascii="Segoe UI" w:hAnsi="Segoe UI" w:eastAsia="Segoe UI" w:cs="Segoe UI"/>
                       <w:i w:val="0"/>
                       <w:iCs w:val="0"/>
                       <w:caps w:val="0"/>
@@ -1626,7 +1674,7 @@
                   </w:pPr>
                   <w:r>
                     <w:rPr>
-                      <w:rFonts w:ascii="Segoe UI" w:eastAsia="Segoe UI" w:hAnsi="Segoe UI" w:cs="Segoe UI" w:hint="default"/>
+                      <w:rFonts w:hint="default" w:ascii="Segoe UI" w:hAnsi="Segoe UI" w:eastAsia="Segoe UI" w:cs="Segoe UI"/>
                       <w:i w:val="0"/>
                       <w:iCs w:val="0"/>
                       <w:caps w:val="0"/>
@@ -1641,7 +1689,7 @@
                   </w:r>
                   <w:r>
                     <w:rPr>
-                      <w:rFonts w:ascii="Segoe UI" w:eastAsia="Segoe UI" w:hAnsi="Segoe UI" w:cs="Segoe UI" w:hint="eastAsia"/>
+                      <w:rFonts w:hint="eastAsia" w:ascii="Segoe UI" w:hAnsi="Segoe UI" w:eastAsia="Segoe UI" w:cs="Segoe UI"/>
                       <w:i w:val="0"/>
                       <w:iCs w:val="0"/>
                       <w:caps w:val="0"/>
@@ -1656,7 +1704,7 @@
                   </w:r>
                   <w:r>
                     <w:rPr>
-                      <w:rFonts w:ascii="Segoe UI" w:eastAsia="Segoe UI" w:hAnsi="Segoe UI" w:cs="Segoe UI" w:hint="default"/>
+                      <w:rFonts w:hint="default" w:ascii="Segoe UI" w:hAnsi="Segoe UI" w:eastAsia="Segoe UI" w:cs="Segoe UI"/>
                       <w:i w:val="0"/>
                       <w:iCs w:val="0"/>
                       <w:caps w:val="0"/>
@@ -1684,9 +1732,14 @@
       </w:tr>
       <w:tr>
         <w:tblPrEx>
-          <w:tblW w:w="10083" w:type="dxa"/>
-          <w:jc w:val="center"/>
-          <w:tblLayout w:type="fixed"/>
+          <w:tblBorders>
+            <w:top w:val="single" w:color="auto" w:sz="12" w:space="0"/>
+            <w:left w:val="single" w:color="auto" w:sz="12" w:space="0"/>
+            <w:bottom w:val="single" w:color="auto" w:sz="12" w:space="0"/>
+            <w:right w:val="single" w:color="auto" w:sz="12" w:space="0"/>
+            <w:insideH w:val="single" w:color="auto" w:sz="6" w:space="0"/>
+            <w:insideV w:val="single" w:color="auto" w:sz="6" w:space="0"/>
+          </w:tblBorders>
           <w:tblCellMar>
             <w:top w:w="0" w:type="dxa"/>
             <w:left w:w="108" w:type="dxa"/>
@@ -1713,7 +1766,7 @@
             </w:pPr>
             <w:r>
               <w:rPr>
-                <w:rFonts w:ascii="宋体" w:hAnsi="宋体" w:hint="eastAsia"/>
+                <w:rFonts w:hint="eastAsia" w:ascii="宋体" w:hAnsi="宋体"/>
                 <w:b/>
               </w:rPr>
               <w:t>不符合原因分析：</w:t>
@@ -1727,7 +1780,7 @@
             </w:pPr>
             <w:r>
               <w:rPr>
-                <w:rFonts w:ascii="Segoe UI" w:eastAsia="Segoe UI" w:hAnsi="Segoe UI" w:cs="Segoe UI"/>
+                <w:rFonts w:ascii="Segoe UI" w:hAnsi="Segoe UI" w:eastAsia="Segoe UI" w:cs="Segoe UI"/>
                 <w:i w:val="0"/>
                 <w:iCs w:val="0"/>
                 <w:caps w:val="0"/>
@@ -1741,7 +1794,7 @@
             </w:r>
             <w:r>
               <w:rPr>
-                <w:rFonts w:ascii="Segoe UI" w:eastAsia="Segoe UI" w:hAnsi="Segoe UI" w:cs="Segoe UI" w:hint="eastAsia"/>
+                <w:rFonts w:hint="eastAsia" w:ascii="Segoe UI" w:hAnsi="Segoe UI" w:eastAsia="Segoe UI" w:cs="Segoe UI"/>
                 <w:i w:val="0"/>
                 <w:iCs w:val="0"/>
                 <w:caps w:val="0"/>
@@ -1750,13 +1803,12 @@
                 <w:sz w:val="18"/>
                 <w:szCs w:val="18"/>
                 <w:shd w:val="clear" w:color="auto" w:fill="F5F5F5"/>
-                <w:lang w:val="en-US" w:eastAsia="zh-CN"/>
-              </w:rPr>
-              <w:t>JCYX-05-02-人员培训管理制度</w:t>
-            </w:r>
-            <w:r>
-              <w:rPr>
-                <w:rFonts w:ascii="Segoe UI" w:eastAsia="Segoe UI" w:hAnsi="Segoe UI" w:cs="Segoe UI"/>
+              </w:rPr>
+              <w:t>050103-人员培训管理制度</w:t>
+            </w:r>
+            <w:r>
+              <w:rPr>
+                <w:rFonts w:ascii="Segoe UI" w:hAnsi="Segoe UI" w:eastAsia="Segoe UI" w:cs="Segoe UI"/>
                 <w:i w:val="0"/>
                 <w:iCs w:val="0"/>
                 <w:caps w:val="0"/>
@@ -1770,7 +1822,7 @@
             </w:r>
             <w:r>
               <w:rPr>
-                <w:rFonts w:ascii="Segoe UI" w:eastAsia="Segoe UI" w:hAnsi="Segoe UI" w:cs="Segoe UI" w:hint="default"/>
+                <w:rFonts w:hint="default" w:ascii="Segoe UI" w:hAnsi="Segoe UI" w:eastAsia="Segoe UI" w:cs="Segoe UI"/>
                 <w:i w:val="0"/>
                 <w:iCs w:val="0"/>
                 <w:caps w:val="0"/>
@@ -1785,7 +1837,7 @@
             </w:r>
             <w:r>
               <w:rPr>
-                <w:rFonts w:ascii="Segoe UI" w:eastAsia="Segoe UI" w:hAnsi="Segoe UI" w:cs="Segoe UI"/>
+                <w:rFonts w:ascii="Segoe UI" w:hAnsi="Segoe UI" w:eastAsia="Segoe UI" w:cs="Segoe UI"/>
                 <w:i w:val="0"/>
                 <w:iCs w:val="0"/>
                 <w:caps w:val="0"/>
@@ -1799,7 +1851,7 @@
             </w:r>
             <w:r>
               <w:rPr>
-                <w:rFonts w:ascii="Segoe UI" w:eastAsia="Segoe UI" w:hAnsi="Segoe UI" w:cs="Segoe UI" w:hint="default"/>
+                <w:rFonts w:hint="default" w:ascii="Segoe UI" w:hAnsi="Segoe UI" w:eastAsia="Segoe UI" w:cs="Segoe UI"/>
                 <w:i w:val="0"/>
                 <w:iCs w:val="0"/>
                 <w:caps w:val="0"/>
@@ -1814,7 +1866,7 @@
             </w:r>
             <w:r>
               <w:rPr>
-                <w:rFonts w:ascii="Segoe UI" w:eastAsia="Segoe UI" w:hAnsi="Segoe UI" w:cs="Segoe UI"/>
+                <w:rFonts w:ascii="Segoe UI" w:hAnsi="Segoe UI" w:eastAsia="Segoe UI" w:cs="Segoe UI"/>
                 <w:i w:val="0"/>
                 <w:iCs w:val="0"/>
                 <w:caps w:val="0"/>
@@ -1838,9 +1890,14 @@
       </w:tr>
       <w:tr>
         <w:tblPrEx>
-          <w:tblW w:w="10083" w:type="dxa"/>
-          <w:jc w:val="center"/>
-          <w:tblLayout w:type="fixed"/>
+          <w:tblBorders>
+            <w:top w:val="single" w:color="auto" w:sz="12" w:space="0"/>
+            <w:left w:val="single" w:color="auto" w:sz="12" w:space="0"/>
+            <w:bottom w:val="single" w:color="auto" w:sz="12" w:space="0"/>
+            <w:right w:val="single" w:color="auto" w:sz="12" w:space="0"/>
+            <w:insideH w:val="single" w:color="auto" w:sz="6" w:space="0"/>
+            <w:insideV w:val="single" w:color="auto" w:sz="6" w:space="0"/>
+          </w:tblBorders>
           <w:tblCellMar>
             <w:top w:w="0" w:type="dxa"/>
             <w:left w:w="108" w:type="dxa"/>
@@ -1850,7 +1907,7 @@
         </w:tblPrEx>
         <w:trPr>
           <w:cantSplit/>
-          <w:trHeight w:val="2329"/>
+          <w:trHeight w:val="2329" w:hRule="atLeast"/>
           <w:jc w:val="center"/>
         </w:trPr>
         <w:tc>
@@ -1868,7 +1925,7 @@
             </w:pPr>
             <w:r>
               <w:rPr>
-                <w:rFonts w:ascii="宋体" w:hAnsi="宋体" w:hint="eastAsia"/>
+                <w:rFonts w:hint="eastAsia" w:ascii="宋体" w:hAnsi="宋体"/>
                 <w:b/>
               </w:rPr>
               <w:t>针对原因采取的防止再发生的措施（请列出新的或修订后的流程、或增加的检测控制、或增加的资源等）：</w:t>
@@ -1877,7 +1934,7 @@
           <w:p>
             <w:pPr>
               <w:rPr>
-                <w:rFonts w:ascii="Segoe UI" w:eastAsia="Segoe UI" w:hAnsi="Segoe UI" w:cs="Segoe UI"/>
+                <w:rFonts w:ascii="Segoe UI" w:hAnsi="Segoe UI" w:eastAsia="Segoe UI" w:cs="Segoe UI"/>
                 <w:i w:val="0"/>
                 <w:iCs w:val="0"/>
                 <w:caps w:val="0"/>
@@ -1890,7 +1947,7 @@
             </w:pPr>
             <w:r>
               <w:rPr>
-                <w:rFonts w:ascii="Segoe UI" w:hAnsi="Segoe UI" w:cs="Segoe UI" w:hint="eastAsia"/>
+                <w:rFonts w:hint="eastAsia" w:ascii="Segoe UI" w:hAnsi="Segoe UI" w:cs="Segoe UI"/>
                 <w:i w:val="0"/>
                 <w:iCs w:val="0"/>
                 <w:caps w:val="0"/>
@@ -1901,11 +1958,11 @@
                 <w:shd w:val="clear" w:color="auto" w:fill="F5F5F5"/>
                 <w:lang w:eastAsia="zh-CN"/>
               </w:rPr>
-              <w:t>质量控制部</w:t>
-            </w:r>
-            <w:r>
-              <w:rPr>
-                <w:rFonts w:ascii="Segoe UI" w:eastAsia="Segoe UI" w:hAnsi="Segoe UI" w:cs="Segoe UI"/>
+              <w:t>质量部</w:t>
+            </w:r>
+            <w:r>
+              <w:rPr>
+                <w:rFonts w:ascii="Segoe UI" w:hAnsi="Segoe UI" w:eastAsia="Segoe UI" w:cs="Segoe UI"/>
                 <w:i w:val="0"/>
                 <w:iCs w:val="0"/>
                 <w:caps w:val="0"/>
@@ -1926,7 +1983,7 @@
             </w:pPr>
             <w:r>
               <w:rPr>
-                <w:rFonts w:ascii="Segoe UI" w:hAnsi="Segoe UI" w:cs="Segoe UI" w:hint="eastAsia"/>
+                <w:rFonts w:hint="eastAsia" w:ascii="Segoe UI" w:hAnsi="Segoe UI" w:cs="Segoe UI"/>
                 <w:i w:val="0"/>
                 <w:iCs w:val="0"/>
                 <w:caps w:val="0"/>
@@ -1937,13 +1994,11 @@
                 <w:shd w:val="clear" w:color="auto" w:fill="F5F5F5"/>
                 <w:lang w:val="en-US" w:eastAsia="zh-CN"/>
               </w:rPr>
-              <w:t>综合服务</w:t>
-            </w:r>
-            <w:bookmarkStart w:id="2" w:name="_GoBack"/>
-            <w:bookmarkEnd w:id="2"/>
-            <w:r>
-              <w:rPr>
-                <w:rFonts w:ascii="Segoe UI" w:hAnsi="Segoe UI" w:cs="Segoe UI" w:hint="eastAsia"/>
+              <w:t>人力部</w:t>
+            </w:r>
+            <w:r>
+              <w:rPr>
+                <w:rFonts w:ascii="Segoe UI" w:hAnsi="Segoe UI" w:eastAsia="Segoe UI" w:cs="Segoe UI"/>
                 <w:i w:val="0"/>
                 <w:iCs w:val="0"/>
                 <w:caps w:val="0"/>
@@ -1952,13 +2007,12 @@
                 <w:sz w:val="18"/>
                 <w:szCs w:val="18"/>
                 <w:shd w:val="clear" w:color="auto" w:fill="F5F5F5"/>
-                <w:lang w:val="en-US" w:eastAsia="zh-CN"/>
-              </w:rPr>
-              <w:t>部</w:t>
-            </w:r>
-            <w:r>
-              <w:rPr>
-                <w:rFonts w:ascii="Segoe UI" w:eastAsia="Segoe UI" w:hAnsi="Segoe UI" w:cs="Segoe UI"/>
+              </w:rPr>
+              <w:t>安排培训</w:t>
+            </w:r>
+            <w:r>
+              <w:rPr>
+                <w:rFonts w:hint="eastAsia" w:ascii="Segoe UI" w:hAnsi="Segoe UI" w:cs="Segoe UI"/>
                 <w:i w:val="0"/>
                 <w:iCs w:val="0"/>
                 <w:caps w:val="0"/>
@@ -1967,12 +2021,13 @@
                 <w:sz w:val="18"/>
                 <w:szCs w:val="18"/>
                 <w:shd w:val="clear" w:color="auto" w:fill="F5F5F5"/>
-              </w:rPr>
-              <w:t>安排培训</w:t>
-            </w:r>
-            <w:r>
-              <w:rPr>
-                <w:rFonts w:ascii="Segoe UI" w:hAnsi="Segoe UI" w:cs="Segoe UI" w:hint="eastAsia"/>
+                <w:lang w:eastAsia="zh-CN"/>
+              </w:rPr>
+              <w:t>，</w:t>
+            </w:r>
+            <w:r>
+              <w:rPr>
+                <w:rFonts w:ascii="Segoe UI" w:hAnsi="Segoe UI" w:eastAsia="Segoe UI" w:cs="Segoe UI"/>
                 <w:i w:val="0"/>
                 <w:iCs w:val="0"/>
                 <w:caps w:val="0"/>
@@ -1981,13 +2036,12 @@
                 <w:sz w:val="18"/>
                 <w:szCs w:val="18"/>
                 <w:shd w:val="clear" w:color="auto" w:fill="F5F5F5"/>
-                <w:lang w:eastAsia="zh-CN"/>
-              </w:rPr>
-              <w:t>，</w:t>
-            </w:r>
-            <w:r>
-              <w:rPr>
-                <w:rFonts w:ascii="Segoe UI" w:eastAsia="Segoe UI" w:hAnsi="Segoe UI" w:cs="Segoe UI"/>
+              </w:rPr>
+              <w:t>对相关运维工作人员进行《</w:t>
+            </w:r>
+            <w:r>
+              <w:rPr>
+                <w:rFonts w:hint="eastAsia" w:ascii="Segoe UI" w:hAnsi="Segoe UI" w:eastAsia="Segoe UI" w:cs="Segoe UI"/>
                 <w:i w:val="0"/>
                 <w:iCs w:val="0"/>
                 <w:caps w:val="0"/>
@@ -1997,11 +2051,13 @@
                 <w:szCs w:val="18"/>
                 <w:shd w:val="clear" w:color="auto" w:fill="F5F5F5"/>
               </w:rPr>
-              <w:t>对相关运维工作人员进行《</w:t>
-            </w:r>
-            <w:r>
-              <w:rPr>
-                <w:rFonts w:ascii="Segoe UI" w:eastAsia="Segoe UI" w:hAnsi="Segoe UI" w:cs="Segoe UI" w:hint="eastAsia"/>
+              <w:t>050103-人员培训管理制度</w:t>
+            </w:r>
+            <w:bookmarkStart w:id="2" w:name="_GoBack"/>
+            <w:bookmarkEnd w:id="2"/>
+            <w:r>
+              <w:rPr>
+                <w:rFonts w:ascii="Segoe UI" w:hAnsi="Segoe UI" w:eastAsia="Segoe UI" w:cs="Segoe UI"/>
                 <w:i w:val="0"/>
                 <w:iCs w:val="0"/>
                 <w:caps w:val="0"/>
@@ -2010,21 +2066,6 @@
                 <w:sz w:val="18"/>
                 <w:szCs w:val="18"/>
                 <w:shd w:val="clear" w:color="auto" w:fill="F5F5F5"/>
-                <w:lang w:val="en-US" w:eastAsia="zh-CN"/>
-              </w:rPr>
-              <w:t>JCYX-05-02-人员培训管理制度</w:t>
-            </w:r>
-            <w:r>
-              <w:rPr>
-                <w:rFonts w:ascii="Segoe UI" w:eastAsia="Segoe UI" w:hAnsi="Segoe UI" w:cs="Segoe UI"/>
-                <w:i w:val="0"/>
-                <w:iCs w:val="0"/>
-                <w:caps w:val="0"/>
-                <w:color w:val="212529"/>
-                <w:spacing w:val="0"/>
-                <w:sz w:val="18"/>
-                <w:szCs w:val="18"/>
-                <w:shd w:val="clear" w:color="auto" w:fill="F5F5F5"/>
               </w:rPr>
               <w:t>》的培训，防止此类问题再次发生。</w:t>
             </w:r>
@@ -2053,7 +2094,7 @@
             </w:pPr>
             <w:r>
               <w:rPr>
-                <w:rFonts w:ascii="宋体" w:hAnsi="宋体" w:hint="eastAsia"/>
+                <w:rFonts w:hint="eastAsia" w:ascii="宋体" w:hAnsi="宋体"/>
                 <w:b/>
                 <w:sz w:val="18"/>
               </w:rPr>
@@ -2069,7 +2110,7 @@
             </w:r>
             <w:r>
               <w:rPr>
-                <w:rFonts w:ascii="宋体" w:hAnsi="宋体" w:hint="eastAsia"/>
+                <w:rFonts w:hint="eastAsia" w:ascii="宋体" w:hAnsi="宋体"/>
                 <w:b/>
                 <w:sz w:val="18"/>
               </w:rPr>
@@ -2077,7 +2118,7 @@
             </w:r>
             <w:r>
               <w:rPr>
-                <w:rFonts w:ascii="宋体" w:hAnsi="宋体" w:hint="eastAsia"/>
+                <w:rFonts w:hint="eastAsia" w:ascii="宋体" w:hAnsi="宋体"/>
                 <w:sz w:val="18"/>
               </w:rPr>
               <w:t xml:space="preserve">           </w:t>
@@ -2091,14 +2132,14 @@
             </w:r>
             <w:r>
               <w:rPr>
-                <w:rFonts w:ascii="宋体" w:hAnsi="宋体" w:hint="eastAsia"/>
+                <w:rFonts w:hint="eastAsia" w:ascii="宋体" w:hAnsi="宋体"/>
                 <w:sz w:val="18"/>
               </w:rPr>
               <w:t>年</w:t>
             </w:r>
             <w:r>
               <w:rPr>
-                <w:rFonts w:ascii="宋体" w:hAnsi="宋体" w:hint="eastAsia"/>
+                <w:rFonts w:hint="eastAsia" w:ascii="宋体" w:hAnsi="宋体"/>
                 <w:sz w:val="18"/>
                 <w:lang w:val="en-US" w:eastAsia="zh-CN"/>
               </w:rPr>
@@ -2106,7 +2147,7 @@
             </w:r>
             <w:r>
               <w:rPr>
-                <w:rFonts w:ascii="宋体" w:hAnsi="宋体" w:hint="eastAsia"/>
+                <w:rFonts w:hint="eastAsia" w:ascii="宋体" w:hAnsi="宋体"/>
                 <w:sz w:val="18"/>
               </w:rPr>
               <w:t>月  日</w:t>
@@ -2116,9 +2157,14 @@
       </w:tr>
       <w:tr>
         <w:tblPrEx>
-          <w:tblW w:w="10083" w:type="dxa"/>
-          <w:jc w:val="center"/>
-          <w:tblLayout w:type="fixed"/>
+          <w:tblBorders>
+            <w:top w:val="single" w:color="auto" w:sz="12" w:space="0"/>
+            <w:left w:val="single" w:color="auto" w:sz="12" w:space="0"/>
+            <w:bottom w:val="single" w:color="auto" w:sz="12" w:space="0"/>
+            <w:right w:val="single" w:color="auto" w:sz="12" w:space="0"/>
+            <w:insideH w:val="single" w:color="auto" w:sz="6" w:space="0"/>
+            <w:insideV w:val="single" w:color="auto" w:sz="6" w:space="0"/>
+          </w:tblBorders>
           <w:tblCellMar>
             <w:top w:w="0" w:type="dxa"/>
             <w:left w:w="108" w:type="dxa"/>
@@ -2128,7 +2174,7 @@
         </w:tblPrEx>
         <w:trPr>
           <w:cantSplit/>
-          <w:trHeight w:val="375"/>
+          <w:trHeight w:val="375" w:hRule="atLeast"/>
           <w:jc w:val="center"/>
         </w:trPr>
         <w:tc>
@@ -2147,7 +2193,7 @@
             </w:pPr>
             <w:r>
               <w:rPr>
-                <w:rFonts w:ascii="宋体" w:hAnsi="宋体" w:hint="eastAsia"/>
+                <w:rFonts w:hint="eastAsia" w:ascii="宋体" w:hAnsi="宋体"/>
                 <w:b/>
               </w:rPr>
               <w:t>跟踪</w:t>
@@ -2162,7 +2208,7 @@
             </w:pPr>
             <w:r>
               <w:rPr>
-                <w:rFonts w:ascii="宋体" w:hAnsi="宋体" w:hint="eastAsia"/>
+                <w:rFonts w:hint="eastAsia" w:ascii="宋体" w:hAnsi="宋体"/>
                 <w:b/>
               </w:rPr>
               <w:t>验证</w:t>
@@ -2184,7 +2230,7 @@
             </w:pPr>
             <w:r>
               <w:rPr>
-                <w:rFonts w:ascii="宋体" w:hAnsi="宋体" w:hint="eastAsia"/>
+                <w:rFonts w:hint="eastAsia" w:ascii="宋体" w:hAnsi="宋体"/>
                 <w:sz w:val="18"/>
               </w:rPr>
               <w:t xml:space="preserve">不符合处置是否有效        </w:t>
@@ -2197,7 +2243,7 @@
             </w:r>
             <w:r>
               <w:rPr>
-                <w:rFonts w:ascii="宋体" w:hAnsi="宋体" w:hint="eastAsia"/>
+                <w:rFonts w:hint="eastAsia" w:ascii="宋体" w:hAnsi="宋体"/>
                 <w:sz w:val="18"/>
               </w:rPr>
               <w:t xml:space="preserve"> 是   </w:t>
@@ -2210,7 +2256,7 @@
             </w:r>
             <w:r>
               <w:rPr>
-                <w:rFonts w:ascii="宋体" w:hAnsi="宋体" w:hint="eastAsia"/>
+                <w:rFonts w:hint="eastAsia" w:ascii="宋体" w:hAnsi="宋体"/>
                 <w:sz w:val="18"/>
               </w:rPr>
               <w:t xml:space="preserve"> 否</w:t>
@@ -2233,7 +2279,7 @@
             </w:pPr>
             <w:r>
               <w:rPr>
-                <w:rFonts w:ascii="宋体" w:hAnsi="宋体" w:hint="eastAsia"/>
+                <w:rFonts w:hint="eastAsia" w:ascii="宋体" w:hAnsi="宋体"/>
                 <w:b/>
               </w:rPr>
               <w:t>验证方式：</w:t>
@@ -2255,7 +2301,7 @@
             </w:r>
             <w:r>
               <w:rPr>
-                <w:rFonts w:ascii="宋体" w:hAnsi="宋体" w:hint="eastAsia"/>
+                <w:rFonts w:hint="eastAsia" w:ascii="宋体" w:hAnsi="宋体"/>
                 <w:sz w:val="18"/>
               </w:rPr>
               <w:t xml:space="preserve"> 文件验证</w:t>
@@ -2276,7 +2322,7 @@
             </w:r>
             <w:r>
               <w:rPr>
-                <w:rFonts w:ascii="宋体" w:hAnsi="宋体" w:hint="eastAsia"/>
+                <w:rFonts w:hint="eastAsia" w:ascii="宋体" w:hAnsi="宋体"/>
                 <w:sz w:val="18"/>
               </w:rPr>
               <w:t xml:space="preserve"> 现场验证</w:t>
@@ -2299,7 +2345,7 @@
             </w:pPr>
             <w:r>
               <w:rPr>
-                <w:rFonts w:ascii="宋体" w:hAnsi="宋体" w:hint="eastAsia"/>
+                <w:rFonts w:hint="eastAsia" w:ascii="宋体" w:hAnsi="宋体"/>
                 <w:b/>
               </w:rPr>
               <w:t>验证人员(签名)</w:t>
@@ -2328,7 +2374,7 @@
             </w:pPr>
             <w:r>
               <w:rPr>
-                <w:rFonts w:ascii="宋体" w:hAnsi="宋体" w:hint="eastAsia"/>
+                <w:rFonts w:hint="eastAsia" w:ascii="宋体" w:hAnsi="宋体"/>
               </w:rPr>
               <w:t xml:space="preserve">          年    月    日</w:t>
             </w:r>
@@ -2337,9 +2383,14 @@
       </w:tr>
       <w:tr>
         <w:tblPrEx>
-          <w:tblW w:w="10083" w:type="dxa"/>
-          <w:jc w:val="center"/>
-          <w:tblLayout w:type="fixed"/>
+          <w:tblBorders>
+            <w:top w:val="single" w:color="auto" w:sz="12" w:space="0"/>
+            <w:left w:val="single" w:color="auto" w:sz="12" w:space="0"/>
+            <w:bottom w:val="single" w:color="auto" w:sz="12" w:space="0"/>
+            <w:right w:val="single" w:color="auto" w:sz="12" w:space="0"/>
+            <w:insideH w:val="single" w:color="auto" w:sz="6" w:space="0"/>
+            <w:insideV w:val="single" w:color="auto" w:sz="6" w:space="0"/>
+          </w:tblBorders>
           <w:tblCellMar>
             <w:top w:w="0" w:type="dxa"/>
             <w:left w:w="108" w:type="dxa"/>
@@ -2349,13 +2400,13 @@
         </w:tblPrEx>
         <w:trPr>
           <w:cantSplit/>
-          <w:trHeight w:val="375"/>
+          <w:trHeight w:val="375" w:hRule="atLeast"/>
           <w:jc w:val="center"/>
         </w:trPr>
         <w:tc>
           <w:tcPr>
             <w:tcW w:w="648" w:type="dxa"/>
-            <w:vMerge/>
+            <w:vMerge w:val="continue"/>
           </w:tcPr>
           <w:p>
             <w:pPr>
@@ -2380,7 +2431,7 @@
             </w:pPr>
             <w:r>
               <w:rPr>
-                <w:rFonts w:ascii="宋体" w:hAnsi="宋体" w:hint="eastAsia"/>
+                <w:rFonts w:hint="eastAsia" w:ascii="宋体" w:hAnsi="宋体"/>
                 <w:sz w:val="18"/>
               </w:rPr>
               <w:t xml:space="preserve">原因分析是否准确          </w:t>
@@ -2399,7 +2450,7 @@
             </w:r>
             <w:r>
               <w:rPr>
-                <w:rFonts w:ascii="宋体" w:hAnsi="宋体" w:hint="eastAsia"/>
+                <w:rFonts w:hint="eastAsia" w:ascii="宋体" w:hAnsi="宋体"/>
                 <w:sz w:val="18"/>
               </w:rPr>
               <w:t xml:space="preserve">是   </w:t>
@@ -2412,7 +2463,7 @@
             </w:r>
             <w:r>
               <w:rPr>
-                <w:rFonts w:ascii="宋体" w:hAnsi="宋体" w:hint="eastAsia"/>
+                <w:rFonts w:hint="eastAsia" w:ascii="宋体" w:hAnsi="宋体"/>
                 <w:sz w:val="18"/>
               </w:rPr>
               <w:t xml:space="preserve"> 否</w:t>
@@ -2423,7 +2474,7 @@
           <w:tcPr>
             <w:tcW w:w="1440" w:type="dxa"/>
             <w:gridSpan w:val="3"/>
-            <w:vMerge/>
+            <w:vMerge w:val="continue"/>
           </w:tcPr>
           <w:p>
             <w:pPr>
@@ -2438,7 +2489,7 @@
           <w:tcPr>
             <w:tcW w:w="3855" w:type="dxa"/>
             <w:gridSpan w:val="3"/>
-            <w:vMerge/>
+            <w:vMerge w:val="continue"/>
           </w:tcPr>
           <w:p>
             <w:pPr>
@@ -2451,9 +2502,14 @@
       </w:tr>
       <w:tr>
         <w:tblPrEx>
-          <w:tblW w:w="10083" w:type="dxa"/>
-          <w:jc w:val="center"/>
-          <w:tblLayout w:type="fixed"/>
+          <w:tblBorders>
+            <w:top w:val="single" w:color="auto" w:sz="12" w:space="0"/>
+            <w:left w:val="single" w:color="auto" w:sz="12" w:space="0"/>
+            <w:bottom w:val="single" w:color="auto" w:sz="12" w:space="0"/>
+            <w:right w:val="single" w:color="auto" w:sz="12" w:space="0"/>
+            <w:insideH w:val="single" w:color="auto" w:sz="6" w:space="0"/>
+            <w:insideV w:val="single" w:color="auto" w:sz="6" w:space="0"/>
+          </w:tblBorders>
           <w:tblCellMar>
             <w:top w:w="0" w:type="dxa"/>
             <w:left w:w="108" w:type="dxa"/>
@@ -2463,13 +2519,13 @@
         </w:tblPrEx>
         <w:trPr>
           <w:cantSplit/>
-          <w:trHeight w:val="375"/>
+          <w:trHeight w:val="375" w:hRule="atLeast"/>
           <w:jc w:val="center"/>
         </w:trPr>
         <w:tc>
           <w:tcPr>
             <w:tcW w:w="648" w:type="dxa"/>
-            <w:vMerge/>
+            <w:vMerge w:val="continue"/>
           </w:tcPr>
           <w:p>
             <w:pPr>
@@ -2494,7 +2550,7 @@
             </w:pPr>
             <w:r>
               <w:rPr>
-                <w:rFonts w:ascii="宋体" w:hAnsi="宋体" w:hint="eastAsia"/>
+                <w:rFonts w:hint="eastAsia" w:ascii="宋体" w:hAnsi="宋体"/>
                 <w:sz w:val="18"/>
               </w:rPr>
               <w:t xml:space="preserve">防止再发生的措施是否有效  </w:t>
@@ -2507,7 +2563,7 @@
             </w:r>
             <w:r>
               <w:rPr>
-                <w:rFonts w:ascii="宋体" w:hAnsi="宋体" w:hint="eastAsia"/>
+                <w:rFonts w:hint="eastAsia" w:ascii="宋体" w:hAnsi="宋体"/>
                 <w:sz w:val="18"/>
               </w:rPr>
               <w:t xml:space="preserve"> 是   </w:t>
@@ -2520,7 +2576,7 @@
             </w:r>
             <w:r>
               <w:rPr>
-                <w:rFonts w:ascii="宋体" w:hAnsi="宋体" w:hint="eastAsia"/>
+                <w:rFonts w:hint="eastAsia" w:ascii="宋体" w:hAnsi="宋体"/>
                 <w:sz w:val="18"/>
               </w:rPr>
               <w:t xml:space="preserve"> 否</w:t>
@@ -2531,7 +2587,7 @@
           <w:tcPr>
             <w:tcW w:w="1440" w:type="dxa"/>
             <w:gridSpan w:val="3"/>
-            <w:vMerge/>
+            <w:vMerge w:val="continue"/>
           </w:tcPr>
           <w:p>
             <w:pPr>
@@ -2546,7 +2602,7 @@
           <w:tcPr>
             <w:tcW w:w="3855" w:type="dxa"/>
             <w:gridSpan w:val="3"/>
-            <w:vMerge/>
+            <w:vMerge w:val="continue"/>
           </w:tcPr>
           <w:p>
             <w:pPr>
@@ -2568,14 +2624,14 @@
       </w:pPr>
       <w:r>
         <w:rPr>
-          <w:rFonts w:ascii="宋体" w:hAnsi="宋体" w:hint="eastAsia"/>
+          <w:rFonts w:hint="eastAsia" w:ascii="宋体" w:hAnsi="宋体"/>
           <w:sz w:val="18"/>
         </w:rPr>
         <w:t>注：</w:t>
       </w:r>
       <w:r>
         <w:rPr>
-          <w:rFonts w:ascii="宋体" w:hAnsi="宋体" w:hint="eastAsia"/>
+          <w:rFonts w:hint="eastAsia" w:ascii="宋体" w:hAnsi="宋体"/>
           <w:sz w:val="18"/>
           <w:szCs w:val="18"/>
         </w:rPr>
@@ -2583,7 +2639,7 @@
       </w:r>
       <w:r>
         <w:rPr>
-          <w:rFonts w:ascii="宋体" w:hAnsi="宋体" w:hint="eastAsia"/>
+          <w:rFonts w:hint="eastAsia" w:ascii="宋体" w:hAnsi="宋体"/>
           <w:sz w:val="18"/>
         </w:rPr>
         <w:t>提交纠正措施时,须在本报告后附上一一对应的证明材料，否则须重新提交；</w:t>
@@ -2591,7 +2647,7 @@
     </w:p>
     <w:p>
       <w:pPr>
-        <w:ind w:left="350" w:firstLine="15" w:firstLineChars="7"/>
+        <w:ind w:left="350" w:firstLine="12" w:firstLineChars="7"/>
         <w:rPr>
           <w:rFonts w:ascii="宋体" w:hAnsi="宋体"/>
           <w:sz w:val="18"/>
@@ -2599,7 +2655,7 @@
       </w:pPr>
       <w:r>
         <w:rPr>
-          <w:rFonts w:ascii="宋体" w:hAnsi="宋体" w:hint="eastAsia"/>
+          <w:rFonts w:hint="eastAsia" w:ascii="宋体" w:hAnsi="宋体"/>
           <w:sz w:val="18"/>
         </w:rPr>
         <w:t>② 如果没有针对本报告及时采取有效的纠正措施，可能会导致延迟注册或注册资格的暂停/撤销；</w:t>
@@ -2607,7 +2663,7 @@
     </w:p>
     <w:p>
       <w:pPr>
-        <w:ind w:left="350" w:firstLine="15" w:firstLineChars="7"/>
+        <w:ind w:left="350" w:firstLine="12" w:firstLineChars="7"/>
         <w:rPr>
           <w:rFonts w:ascii="宋体" w:hAnsi="宋体"/>
           <w:sz w:val="18"/>
@@ -2615,7 +2671,7 @@
       </w:pPr>
       <w:r>
         <w:rPr>
-          <w:rFonts w:ascii="宋体" w:hAnsi="宋体" w:hint="eastAsia"/>
+          <w:rFonts w:hint="eastAsia" w:ascii="宋体" w:hAnsi="宋体"/>
           <w:sz w:val="18"/>
         </w:rPr>
         <w:t>③ 属提交纠正措施计划时，本机构将另行确定纠正措施实施效果验证方式。</w:t>
@@ -2623,7 +2679,7 @@
     </w:p>
     <w:p>
       <w:pPr>
-        <w:ind w:left="350" w:firstLine="15" w:firstLineChars="7"/>
+        <w:ind w:left="350" w:firstLine="12" w:firstLineChars="7"/>
         <w:rPr>
           <w:rFonts w:ascii="宋体" w:hAnsi="宋体"/>
           <w:sz w:val="18"/>
@@ -2632,7 +2688,7 @@
     </w:p>
     <w:p>
       <w:pPr>
-        <w:ind w:left="350" w:firstLine="15" w:firstLineChars="7"/>
+        <w:ind w:left="350" w:firstLine="12" w:firstLineChars="7"/>
         <w:rPr>
           <w:rFonts w:ascii="宋体" w:hAnsi="宋体"/>
           <w:sz w:val="18"/>
@@ -2652,7 +2708,7 @@
     <w:sectPr>
       <w:pgSz w:w="11906" w:h="16838"/>
       <w:pgMar w:top="851" w:right="849" w:bottom="709" w:left="1800" w:header="851" w:footer="992" w:gutter="0"/>
-      <w:cols w:num="1" w:space="425"/>
+      <w:cols w:space="425" w:num="1"/>
       <w:docGrid w:type="lines" w:linePitch="312" w:charSpace="0"/>
     </w:sectPr>
   </w:body>
@@ -2660,15 +2716,15 @@
 </file>
 
 <file path=word/numbering.xml><?xml version="1.0" encoding="utf-8"?>
-<w:numbering xmlns:wpc="http://schemas.microsoft.com/office/word/2010/wordprocessingCanvas" xmlns:mc="http://schemas.openxmlformats.org/markup-compatibility/2006" xmlns:o="urn:schemas-microsoft-com:office:office" xmlns:r="http://schemas.openxmlformats.org/officeDocument/2006/relationships" xmlns:m="http://schemas.openxmlformats.org/officeDocument/2006/math" xmlns:v="urn:schemas-microsoft-com:vml" xmlns:wp14="http://schemas.microsoft.com/office/word/2010/wordprocessingDrawing" xmlns:wp="http://schemas.openxmlformats.org/drawingml/2006/wordprocessingDrawing" xmlns:w10="urn:schemas-microsoft-com:office:word" xmlns:w="http://schemas.openxmlformats.org/wordprocessingml/2006/main" xmlns:w14="http://schemas.microsoft.com/office/word/2010/wordml" xmlns:w15="http://schemas.microsoft.com/office/word/2012/wordml" xmlns:wne="http://schemas.microsoft.com/office/word/2006/wordml" xmlns:wpg="http://schemas.microsoft.com/office/word/2010/wordprocessingGroup" xmlns:wpi="http://schemas.microsoft.com/office/word/2010/wordprocessingInk" xmlns:wps="http://schemas.microsoft.com/office/word/2010/wordprocessingShape" mc:Ignorable="w14 w15 wp14">
+<w:numbering xmlns:wpc="http://schemas.microsoft.com/office/word/2010/wordprocessingCanvas" xmlns:mc="http://schemas.openxmlformats.org/markup-compatibility/2006" xmlns:o="urn:schemas-microsoft-com:office:office" xmlns:r="http://schemas.openxmlformats.org/officeDocument/2006/relationships" xmlns:m="http://schemas.openxmlformats.org/officeDocument/2006/math" xmlns:v="urn:schemas-microsoft-com:vml" xmlns:wp14="http://schemas.microsoft.com/office/word/2010/wordprocessingDrawing" xmlns:wp="http://schemas.openxmlformats.org/drawingml/2006/wordprocessingDrawing" xmlns:w10="urn:schemas-microsoft-com:office:word" xmlns:w="http://schemas.openxmlformats.org/wordprocessingml/2006/main" xmlns:w14="http://schemas.microsoft.com/office/word/2010/wordml" xmlns:wpg="http://schemas.microsoft.com/office/word/2010/wordprocessingGroup" xmlns:wpi="http://schemas.microsoft.com/office/word/2010/wordprocessingInk" xmlns:wne="http://schemas.microsoft.com/office/word/2006/wordml" xmlns:wps="http://schemas.microsoft.com/office/word/2010/wordprocessingShape" xmlns:wpsCustomData="http://www.wps.cn/officeDocument/2013/wpsCustomData" mc:Ignorable="w14 wp14">
   <w:abstractNum w:abstractNumId="0">
     <w:nsid w:val="152C0026"/>
     <w:multiLevelType w:val="multilevel"/>
     <w:tmpl w:val="152C0026"/>
-    <w:lvl w:ilvl="0">
+    <w:lvl w:ilvl="0" w:tentative="0">
       <w:start w:val="1"/>
       <w:numFmt w:val="decimal"/>
-      <w:pStyle w:val="Heading1"/>
+      <w:pStyle w:val="2"/>
       <w:lvlText w:val="%1"/>
       <w:lvlJc w:val="left"/>
       <w:pPr>
@@ -2678,10 +2734,10 @@
         <w:rFonts w:hint="default"/>
       </w:rPr>
     </w:lvl>
-    <w:lvl w:ilvl="1">
+    <w:lvl w:ilvl="1" w:tentative="0">
       <w:start w:val="1"/>
       <w:numFmt w:val="decimal"/>
-      <w:pStyle w:val="Heading2"/>
+      <w:pStyle w:val="3"/>
       <w:lvlText w:val="C.%2"/>
       <w:lvlJc w:val="left"/>
       <w:pPr>
@@ -2691,10 +2747,10 @@
         <w:rFonts w:hint="default"/>
       </w:rPr>
     </w:lvl>
-    <w:lvl w:ilvl="2">
+    <w:lvl w:ilvl="2" w:tentative="0">
       <w:start w:val="1"/>
       <w:numFmt w:val="decimal"/>
-      <w:pStyle w:val="Heading3"/>
+      <w:pStyle w:val="4"/>
       <w:lvlText w:val="C.%2.%3"/>
       <w:lvlJc w:val="left"/>
       <w:pPr>
@@ -2704,10 +2760,10 @@
         <w:rFonts w:hint="default"/>
       </w:rPr>
     </w:lvl>
-    <w:lvl w:ilvl="3">
+    <w:lvl w:ilvl="3" w:tentative="0">
       <w:start w:val="1"/>
       <w:numFmt w:val="decimal"/>
-      <w:pStyle w:val="Heading4"/>
+      <w:pStyle w:val="5"/>
       <w:lvlText w:val="C.%2.%3.%4"/>
       <w:lvlJc w:val="left"/>
       <w:pPr>
@@ -2717,10 +2773,10 @@
         <w:rFonts w:hint="default"/>
       </w:rPr>
     </w:lvl>
-    <w:lvl w:ilvl="4">
+    <w:lvl w:ilvl="4" w:tentative="0">
       <w:start w:val="1"/>
       <w:numFmt w:val="decimal"/>
-      <w:pStyle w:val="Heading5"/>
+      <w:pStyle w:val="6"/>
       <w:lvlText w:val="%1.%2.%3.%4.%5"/>
       <w:lvlJc w:val="left"/>
       <w:pPr>
@@ -2730,10 +2786,10 @@
         <w:rFonts w:hint="default"/>
       </w:rPr>
     </w:lvl>
-    <w:lvl w:ilvl="5">
+    <w:lvl w:ilvl="5" w:tentative="0">
       <w:start w:val="1"/>
       <w:numFmt w:val="decimal"/>
-      <w:pStyle w:val="Heading6"/>
+      <w:pStyle w:val="7"/>
       <w:lvlText w:val="%1.%2.%3.%4.%5.%6"/>
       <w:lvlJc w:val="left"/>
       <w:pPr>
@@ -2743,10 +2799,10 @@
         <w:rFonts w:hint="default"/>
       </w:rPr>
     </w:lvl>
-    <w:lvl w:ilvl="6">
+    <w:lvl w:ilvl="6" w:tentative="0">
       <w:start w:val="1"/>
       <w:numFmt w:val="decimal"/>
-      <w:pStyle w:val="Heading7"/>
+      <w:pStyle w:val="8"/>
       <w:lvlText w:val="%1.%2.%3.%4.%5.%6.%7"/>
       <w:lvlJc w:val="left"/>
       <w:pPr>
@@ -2756,10 +2812,10 @@
         <w:rFonts w:hint="default"/>
       </w:rPr>
     </w:lvl>
-    <w:lvl w:ilvl="7">
+    <w:lvl w:ilvl="7" w:tentative="0">
       <w:start w:val="1"/>
       <w:numFmt w:val="decimal"/>
-      <w:pStyle w:val="Heading8"/>
+      <w:pStyle w:val="9"/>
       <w:lvlText w:val="%1.%2.%3.%4.%5.%6.%7.%8"/>
       <w:lvlJc w:val="left"/>
       <w:pPr>
@@ -2769,10 +2825,10 @@
         <w:rFonts w:hint="default"/>
       </w:rPr>
     </w:lvl>
-    <w:lvl w:ilvl="8">
+    <w:lvl w:ilvl="8" w:tentative="0">
       <w:start w:val="1"/>
       <w:numFmt w:val="decimal"/>
-      <w:pStyle w:val="Heading9"/>
+      <w:pStyle w:val="10"/>
       <w:lvlText w:val="%1.%2.%3.%4.%5.%6.%7.%8.%9"/>
       <w:lvlJc w:val="left"/>
       <w:pPr>
@@ -2790,284 +2846,287 @@
 </file>
 
 <file path=word/styles.xml><?xml version="1.0" encoding="utf-8"?>
-<w:styles xmlns:mc="http://schemas.openxmlformats.org/markup-compatibility/2006" xmlns:r="http://schemas.openxmlformats.org/officeDocument/2006/relationships" xmlns:w="http://schemas.openxmlformats.org/wordprocessingml/2006/main" xmlns:w14="http://schemas.microsoft.com/office/word/2010/wordml" xmlns:w15="http://schemas.microsoft.com/office/word/2012/wordml" mc:Ignorable="w14 w15">
+<w:styles xmlns:mc="http://schemas.openxmlformats.org/markup-compatibility/2006" xmlns:o="urn:schemas-microsoft-com:office:office" xmlns:r="http://schemas.openxmlformats.org/officeDocument/2006/relationships" xmlns:m="http://schemas.openxmlformats.org/officeDocument/2006/math" xmlns:v="urn:schemas-microsoft-com:vml" xmlns:w="http://schemas.openxmlformats.org/wordprocessingml/2006/main" xmlns:w14="http://schemas.microsoft.com/office/word/2010/wordml" xmlns:w10="urn:schemas-microsoft-com:office:word" xmlns:sl="http://schemas.openxmlformats.org/schemaLibrary/2006/main" xmlns:wpsCustomData="http://www.wps.cn/officeDocument/2013/wpsCustomData" mc:Ignorable="w14">
   <w:docDefaults>
     <w:rPrDefault>
       <w:rPr>
-        <w:rFonts w:ascii="Times New Roman" w:eastAsia="宋体" w:hAnsi="Times New Roman" w:cs="Times New Roman"/>
+        <w:rFonts w:ascii="Times New Roman" w:hAnsi="Times New Roman" w:eastAsia="宋体" w:cs="Times New Roman"/>
       </w:rPr>
     </w:rPrDefault>
     <w:pPrDefault/>
   </w:docDefaults>
-  <w:latentStyles w:defLockedState="0" w:defUIPriority="99" w:defSemiHidden="1" w:defUnhideWhenUsed="1" w:defQFormat="0" w:count="260">
-    <w:lsdException w:name="Normal" w:semiHidden="0" w:uiPriority="0" w:unhideWhenUsed="0" w:qFormat="1"/>
-    <w:lsdException w:name="heading 1" w:semiHidden="0" w:uiPriority="0" w:unhideWhenUsed="0" w:qFormat="1"/>
-    <w:lsdException w:name="heading 2" w:semiHidden="0" w:uiPriority="0" w:unhideWhenUsed="0" w:qFormat="1"/>
-    <w:lsdException w:name="heading 3" w:semiHidden="0" w:uiPriority="9" w:unhideWhenUsed="0" w:qFormat="1"/>
-    <w:lsdException w:name="heading 4" w:semiHidden="0" w:uiPriority="0" w:unhideWhenUsed="0" w:qFormat="1"/>
-    <w:lsdException w:name="heading 5" w:semiHidden="0" w:uiPriority="0" w:unhideWhenUsed="0" w:qFormat="1"/>
-    <w:lsdException w:name="heading 6" w:semiHidden="0" w:uiPriority="0" w:unhideWhenUsed="0" w:qFormat="1"/>
-    <w:lsdException w:name="heading 7" w:semiHidden="0" w:uiPriority="0" w:unhideWhenUsed="0" w:qFormat="1"/>
-    <w:lsdException w:name="heading 8" w:semiHidden="0" w:uiPriority="0" w:unhideWhenUsed="0" w:qFormat="1"/>
-    <w:lsdException w:name="heading 9" w:semiHidden="0" w:uiPriority="0" w:unhideWhenUsed="0" w:qFormat="1"/>
-    <w:lsdException w:name="index 1"/>
-    <w:lsdException w:name="index 2"/>
-    <w:lsdException w:name="index 3"/>
-    <w:lsdException w:name="index 4"/>
-    <w:lsdException w:name="index 5"/>
-    <w:lsdException w:name="index 6"/>
-    <w:lsdException w:name="index 7"/>
-    <w:lsdException w:name="index 8"/>
-    <w:lsdException w:name="index 9"/>
-    <w:lsdException w:name="toc 1" w:uiPriority="39"/>
-    <w:lsdException w:name="toc 2" w:uiPriority="39"/>
-    <w:lsdException w:name="toc 3" w:uiPriority="39"/>
-    <w:lsdException w:name="toc 4" w:uiPriority="39"/>
-    <w:lsdException w:name="toc 5" w:uiPriority="39"/>
-    <w:lsdException w:name="toc 6" w:uiPriority="39"/>
-    <w:lsdException w:name="toc 7" w:uiPriority="39"/>
-    <w:lsdException w:name="toc 8" w:uiPriority="39"/>
-    <w:lsdException w:name="toc 9" w:uiPriority="39"/>
-    <w:lsdException w:name="Normal Indent"/>
-    <w:lsdException w:name="footnote text"/>
-    <w:lsdException w:name="annotation text"/>
-    <w:lsdException w:name="header" w:semiHidden="0" w:qFormat="1"/>
-    <w:lsdException w:name="footer" w:semiHidden="0" w:qFormat="1"/>
-    <w:lsdException w:name="index heading"/>
-    <w:lsdException w:name="caption" w:uiPriority="35" w:qFormat="1"/>
-    <w:lsdException w:name="table of figures"/>
-    <w:lsdException w:name="envelope address"/>
-    <w:lsdException w:name="envelope return"/>
-    <w:lsdException w:name="footnote reference"/>
-    <w:lsdException w:name="annotation reference"/>
-    <w:lsdException w:name="line number"/>
-    <w:lsdException w:name="page number"/>
-    <w:lsdException w:name="endnote reference"/>
-    <w:lsdException w:name="endnote text"/>
-    <w:lsdException w:name="table of authorities"/>
-    <w:lsdException w:name="macro"/>
-    <w:lsdException w:name="toa heading"/>
-    <w:lsdException w:name="List"/>
-    <w:lsdException w:name="List Bullet"/>
-    <w:lsdException w:name="List Number"/>
-    <w:lsdException w:name="List 2"/>
-    <w:lsdException w:name="List 3"/>
-    <w:lsdException w:name="List 4"/>
-    <w:lsdException w:name="List 5"/>
-    <w:lsdException w:name="List Bullet 2"/>
-    <w:lsdException w:name="List Bullet 3"/>
-    <w:lsdException w:name="List Bullet 4"/>
-    <w:lsdException w:name="List Bullet 5"/>
-    <w:lsdException w:name="List Number 2"/>
-    <w:lsdException w:name="List Number 3"/>
-    <w:lsdException w:name="List Number 4"/>
-    <w:lsdException w:name="List Number 5"/>
-    <w:lsdException w:name="Title" w:semiHidden="0" w:uiPriority="10" w:unhideWhenUsed="0" w:qFormat="1"/>
-    <w:lsdException w:name="Closing"/>
-    <w:lsdException w:name="Signature"/>
-    <w:lsdException w:name="Default Paragraph Font" w:uiPriority="1" w:qFormat="1"/>
-    <w:lsdException w:name="Body Text"/>
-    <w:lsdException w:name="Body Text Indent"/>
-    <w:lsdException w:name="List Continue"/>
-    <w:lsdException w:name="List Continue 2"/>
-    <w:lsdException w:name="List Continue 3"/>
-    <w:lsdException w:name="List Continue 4"/>
-    <w:lsdException w:name="List Continue 5"/>
-    <w:lsdException w:name="Message Header"/>
-    <w:lsdException w:name="Subtitle" w:semiHidden="0" w:uiPriority="11" w:unhideWhenUsed="0" w:qFormat="1"/>
-    <w:lsdException w:name="Salutation"/>
-    <w:lsdException w:name="Date"/>
-    <w:lsdException w:name="Body Text First Indent"/>
-    <w:lsdException w:name="Body Text First Indent 2"/>
-    <w:lsdException w:name="Body Text 2"/>
-    <w:lsdException w:name="Body Text 3" w:semiHidden="0" w:uiPriority="0" w:unhideWhenUsed="0" w:qFormat="1"/>
-    <w:lsdException w:name="Body Text Indent 2"/>
-    <w:lsdException w:name="Body Text Indent 3"/>
-    <w:lsdException w:name="Block Text"/>
-    <w:lsdException w:name="Hyperlink" w:qFormat="1"/>
-    <w:lsdException w:name="FollowedHyperlink"/>
-    <w:lsdException w:name="Strong" w:semiHidden="0" w:uiPriority="22" w:unhideWhenUsed="0" w:qFormat="1"/>
-    <w:lsdException w:name="Emphasis" w:semiHidden="0" w:uiPriority="20" w:unhideWhenUsed="0" w:qFormat="1"/>
-    <w:lsdException w:name="Document Map"/>
-    <w:lsdException w:name="Plain Text"/>
-    <w:lsdException w:name="E-mail Signature"/>
-    <w:lsdException w:name="Normal (Web)"/>
-    <w:lsdException w:name="HTML Acronym"/>
-    <w:lsdException w:name="HTML Address"/>
-    <w:lsdException w:name="HTML Cite"/>
-    <w:lsdException w:name="HTML Code"/>
-    <w:lsdException w:name="HTML Definition"/>
-    <w:lsdException w:name="HTML Keyboard"/>
-    <w:lsdException w:name="HTML Preformatted"/>
-    <w:lsdException w:name="HTML Sample"/>
-    <w:lsdException w:name="HTML Typewriter"/>
-    <w:lsdException w:name="HTML Variable"/>
-    <w:lsdException w:name="Normal Table" w:qFormat="1"/>
-    <w:lsdException w:name="annotation subject"/>
-    <w:lsdException w:name="Table Simple 1"/>
-    <w:lsdException w:name="Table Simple 2"/>
-    <w:lsdException w:name="Table Simple 3"/>
-    <w:lsdException w:name="Table Classic 1"/>
-    <w:lsdException w:name="Table Classic 2"/>
-    <w:lsdException w:name="Table Classic 3"/>
-    <w:lsdException w:name="Table Classic 4"/>
-    <w:lsdException w:name="Table Colorful 1"/>
-    <w:lsdException w:name="Table Colorful 2"/>
-    <w:lsdException w:name="Table Colorful 3"/>
-    <w:lsdException w:name="Table Columns 1"/>
-    <w:lsdException w:name="Table Columns 2"/>
-    <w:lsdException w:name="Table Columns 3"/>
-    <w:lsdException w:name="Table Columns 4"/>
-    <w:lsdException w:name="Table Columns 5"/>
-    <w:lsdException w:name="Table Grid 1"/>
-    <w:lsdException w:name="Table Grid 2"/>
-    <w:lsdException w:name="Table Grid 3"/>
-    <w:lsdException w:name="Table Grid 4"/>
-    <w:lsdException w:name="Table Grid 5"/>
-    <w:lsdException w:name="Table Grid 6"/>
-    <w:lsdException w:name="Table Grid 7"/>
-    <w:lsdException w:name="Table Grid 8"/>
-    <w:lsdException w:name="Table List 1"/>
-    <w:lsdException w:name="Table List 2"/>
-    <w:lsdException w:name="Table List 3"/>
-    <w:lsdException w:name="Table List 4"/>
-    <w:lsdException w:name="Table List 5"/>
-    <w:lsdException w:name="Table List 6"/>
-    <w:lsdException w:name="Table List 7"/>
-    <w:lsdException w:name="Table List 8"/>
-    <w:lsdException w:name="Table 3D effects 1"/>
-    <w:lsdException w:name="Table 3D effects 2"/>
-    <w:lsdException w:name="Table 3D effects 3"/>
-    <w:lsdException w:name="Table Contemporary"/>
-    <w:lsdException w:name="Table Elegant"/>
-    <w:lsdException w:name="Table Professional"/>
-    <w:lsdException w:name="Table Subtle 1"/>
-    <w:lsdException w:name="Table Subtle 2"/>
-    <w:lsdException w:name="Table Web 1"/>
-    <w:lsdException w:name="Table Web 2"/>
-    <w:lsdException w:name="Table Web 3"/>
-    <w:lsdException w:name="Balloon Text" w:qFormat="1"/>
-    <w:lsdException w:name="Table Grid" w:semiHidden="0" w:uiPriority="59" w:unhideWhenUsed="0"/>
-    <w:lsdException w:name="Table Theme"/>
-    <w:lsdException w:name="Light Shading" w:semiHidden="0" w:uiPriority="60" w:unhideWhenUsed="0"/>
-    <w:lsdException w:name="Light List" w:semiHidden="0" w:uiPriority="61" w:unhideWhenUsed="0"/>
-    <w:lsdException w:name="Light Grid" w:semiHidden="0" w:uiPriority="62" w:unhideWhenUsed="0"/>
-    <w:lsdException w:name="Medium Shading 1" w:semiHidden="0" w:uiPriority="63" w:unhideWhenUsed="0"/>
-    <w:lsdException w:name="Medium Shading 2" w:semiHidden="0" w:uiPriority="64" w:unhideWhenUsed="0"/>
-    <w:lsdException w:name="Medium List 1" w:semiHidden="0" w:uiPriority="65" w:unhideWhenUsed="0"/>
-    <w:lsdException w:name="Medium List 2" w:semiHidden="0" w:uiPriority="66" w:unhideWhenUsed="0"/>
-    <w:lsdException w:name="Medium Grid 1" w:semiHidden="0" w:uiPriority="67" w:unhideWhenUsed="0"/>
-    <w:lsdException w:name="Medium Grid 2" w:semiHidden="0" w:uiPriority="68" w:unhideWhenUsed="0"/>
-    <w:lsdException w:name="Medium Grid 3" w:semiHidden="0" w:uiPriority="69" w:unhideWhenUsed="0"/>
-    <w:lsdException w:name="Dark List" w:semiHidden="0" w:uiPriority="70" w:unhideWhenUsed="0"/>
-    <w:lsdException w:name="Colorful Shading" w:semiHidden="0" w:uiPriority="71" w:unhideWhenUsed="0"/>
-    <w:lsdException w:name="Colorful List" w:semiHidden="0" w:uiPriority="72" w:unhideWhenUsed="0"/>
-    <w:lsdException w:name="Colorful Grid" w:semiHidden="0" w:uiPriority="73" w:unhideWhenUsed="0"/>
-    <w:lsdException w:name="Light Shading Accent 1" w:semiHidden="0" w:uiPriority="60" w:unhideWhenUsed="0"/>
-    <w:lsdException w:name="Light List Accent 1" w:semiHidden="0" w:uiPriority="61" w:unhideWhenUsed="0"/>
-    <w:lsdException w:name="Light Grid Accent 1" w:semiHidden="0" w:uiPriority="62" w:unhideWhenUsed="0"/>
-    <w:lsdException w:name="Medium Shading 1 Accent 1" w:semiHidden="0" w:uiPriority="63" w:unhideWhenUsed="0"/>
-    <w:lsdException w:name="Medium Shading 2 Accent 1" w:semiHidden="0" w:uiPriority="64" w:unhideWhenUsed="0"/>
-    <w:lsdException w:name="Medium List 1 Accent 1" w:semiHidden="0" w:uiPriority="65" w:unhideWhenUsed="0"/>
-    <w:lsdException w:name="Medium List 2 Accent 1" w:semiHidden="0" w:uiPriority="66" w:unhideWhenUsed="0"/>
-    <w:lsdException w:name="Medium Grid 1 Accent 1" w:semiHidden="0" w:uiPriority="67" w:unhideWhenUsed="0"/>
-    <w:lsdException w:name="Medium Grid 2 Accent 1" w:semiHidden="0" w:uiPriority="68" w:unhideWhenUsed="0"/>
-    <w:lsdException w:name="Medium Grid 3 Accent 1" w:semiHidden="0" w:uiPriority="69" w:unhideWhenUsed="0"/>
-    <w:lsdException w:name="Dark List Accent 1" w:semiHidden="0" w:uiPriority="70" w:unhideWhenUsed="0"/>
-    <w:lsdException w:name="Colorful Shading Accent 1" w:semiHidden="0" w:uiPriority="71" w:unhideWhenUsed="0"/>
-    <w:lsdException w:name="Colorful List Accent 1" w:semiHidden="0" w:uiPriority="72" w:unhideWhenUsed="0"/>
-    <w:lsdException w:name="Colorful Grid Accent 1" w:semiHidden="0" w:uiPriority="73" w:unhideWhenUsed="0"/>
-    <w:lsdException w:name="Light Shading Accent 2" w:semiHidden="0" w:uiPriority="60" w:unhideWhenUsed="0"/>
-    <w:lsdException w:name="Light List Accent 2" w:semiHidden="0" w:uiPriority="61" w:unhideWhenUsed="0"/>
-    <w:lsdException w:name="Light Grid Accent 2" w:semiHidden="0" w:uiPriority="62" w:unhideWhenUsed="0"/>
-    <w:lsdException w:name="Medium Shading 1 Accent 2" w:semiHidden="0" w:uiPriority="63" w:unhideWhenUsed="0"/>
-    <w:lsdException w:name="Medium Shading 2 Accent 2" w:semiHidden="0" w:uiPriority="64" w:unhideWhenUsed="0"/>
-    <w:lsdException w:name="Medium List 1 Accent 2" w:semiHidden="0" w:uiPriority="65" w:unhideWhenUsed="0"/>
-    <w:lsdException w:name="Medium List 2 Accent 2" w:semiHidden="0" w:uiPriority="66" w:unhideWhenUsed="0"/>
-    <w:lsdException w:name="Medium Grid 1 Accent 2" w:semiHidden="0" w:uiPriority="67" w:unhideWhenUsed="0"/>
-    <w:lsdException w:name="Medium Grid 2 Accent 2" w:semiHidden="0" w:uiPriority="68" w:unhideWhenUsed="0"/>
-    <w:lsdException w:name="Medium Grid 3 Accent 2" w:semiHidden="0" w:uiPriority="69" w:unhideWhenUsed="0"/>
-    <w:lsdException w:name="Dark List Accent 2" w:semiHidden="0" w:uiPriority="70" w:unhideWhenUsed="0"/>
-    <w:lsdException w:name="Colorful Shading Accent 2" w:semiHidden="0" w:uiPriority="71" w:unhideWhenUsed="0"/>
-    <w:lsdException w:name="Colorful List Accent 2" w:semiHidden="0" w:uiPriority="72" w:unhideWhenUsed="0"/>
-    <w:lsdException w:name="Colorful Grid Accent 2" w:semiHidden="0" w:uiPriority="73" w:unhideWhenUsed="0"/>
-    <w:lsdException w:name="Light Shading Accent 3" w:semiHidden="0" w:uiPriority="60" w:unhideWhenUsed="0"/>
-    <w:lsdException w:name="Light List Accent 3" w:semiHidden="0" w:uiPriority="61" w:unhideWhenUsed="0"/>
-    <w:lsdException w:name="Light Grid Accent 3" w:semiHidden="0" w:uiPriority="62" w:unhideWhenUsed="0"/>
-    <w:lsdException w:name="Medium Shading 1 Accent 3" w:semiHidden="0" w:uiPriority="63" w:unhideWhenUsed="0"/>
-    <w:lsdException w:name="Medium Shading 2 Accent 3" w:semiHidden="0" w:uiPriority="64" w:unhideWhenUsed="0"/>
-    <w:lsdException w:name="Medium List 1 Accent 3" w:semiHidden="0" w:uiPriority="65" w:unhideWhenUsed="0"/>
-    <w:lsdException w:name="Medium List 2 Accent 3" w:semiHidden="0" w:uiPriority="66" w:unhideWhenUsed="0"/>
-    <w:lsdException w:name="Medium Grid 1 Accent 3" w:semiHidden="0" w:uiPriority="67" w:unhideWhenUsed="0"/>
-    <w:lsdException w:name="Medium Grid 2 Accent 3" w:semiHidden="0" w:uiPriority="68" w:unhideWhenUsed="0"/>
-    <w:lsdException w:name="Medium Grid 3 Accent 3" w:semiHidden="0" w:uiPriority="69" w:unhideWhenUsed="0"/>
-    <w:lsdException w:name="Dark List Accent 3" w:semiHidden="0" w:uiPriority="70" w:unhideWhenUsed="0"/>
-    <w:lsdException w:name="Colorful Shading Accent 3" w:semiHidden="0" w:uiPriority="71" w:unhideWhenUsed="0"/>
-    <w:lsdException w:name="Colorful List Accent 3" w:semiHidden="0" w:uiPriority="72" w:unhideWhenUsed="0"/>
-    <w:lsdException w:name="Colorful Grid Accent 3" w:semiHidden="0" w:uiPriority="73" w:unhideWhenUsed="0"/>
-    <w:lsdException w:name="Light Shading Accent 4" w:semiHidden="0" w:uiPriority="60" w:unhideWhenUsed="0"/>
-    <w:lsdException w:name="Light List Accent 4" w:semiHidden="0" w:uiPriority="61" w:unhideWhenUsed="0"/>
-    <w:lsdException w:name="Light Grid Accent 4" w:semiHidden="0" w:uiPriority="62" w:unhideWhenUsed="0"/>
-    <w:lsdException w:name="Medium Shading 1 Accent 4" w:semiHidden="0" w:uiPriority="63" w:unhideWhenUsed="0"/>
-    <w:lsdException w:name="Medium Shading 2 Accent 4" w:semiHidden="0" w:uiPriority="64" w:unhideWhenUsed="0"/>
-    <w:lsdException w:name="Medium List 1 Accent 4" w:semiHidden="0" w:uiPriority="65" w:unhideWhenUsed="0"/>
-    <w:lsdException w:name="Medium List 2 Accent 4" w:semiHidden="0" w:uiPriority="66" w:unhideWhenUsed="0"/>
-    <w:lsdException w:name="Medium Grid 1 Accent 4" w:semiHidden="0" w:uiPriority="67" w:unhideWhenUsed="0"/>
-    <w:lsdException w:name="Medium Grid 2 Accent 4" w:semiHidden="0" w:uiPriority="68" w:unhideWhenUsed="0"/>
-    <w:lsdException w:name="Medium Grid 3 Accent 4" w:semiHidden="0" w:uiPriority="69" w:unhideWhenUsed="0"/>
-    <w:lsdException w:name="Dark List Accent 4" w:semiHidden="0" w:uiPriority="70" w:unhideWhenUsed="0"/>
-    <w:lsdException w:name="Colorful Shading Accent 4" w:semiHidden="0" w:uiPriority="71" w:unhideWhenUsed="0"/>
-    <w:lsdException w:name="Colorful List Accent 4" w:semiHidden="0" w:uiPriority="72" w:unhideWhenUsed="0"/>
-    <w:lsdException w:name="Colorful Grid Accent 4" w:semiHidden="0" w:uiPriority="73" w:unhideWhenUsed="0"/>
-    <w:lsdException w:name="Light Shading Accent 5" w:semiHidden="0" w:uiPriority="60" w:unhideWhenUsed="0"/>
-    <w:lsdException w:name="Light List Accent 5" w:semiHidden="0" w:uiPriority="61" w:unhideWhenUsed="0"/>
-    <w:lsdException w:name="Light Grid Accent 5" w:semiHidden="0" w:uiPriority="62" w:unhideWhenUsed="0"/>
-    <w:lsdException w:name="Medium Shading 1 Accent 5" w:semiHidden="0" w:uiPriority="63" w:unhideWhenUsed="0"/>
-    <w:lsdException w:name="Medium Shading 2 Accent 5" w:semiHidden="0" w:uiPriority="64" w:unhideWhenUsed="0"/>
-    <w:lsdException w:name="Medium List 1 Accent 5" w:semiHidden="0" w:uiPriority="65" w:unhideWhenUsed="0"/>
-    <w:lsdException w:name="Medium List 2 Accent 5" w:semiHidden="0" w:uiPriority="66" w:unhideWhenUsed="0"/>
-    <w:lsdException w:name="Medium Grid 1 Accent 5" w:semiHidden="0" w:uiPriority="67" w:unhideWhenUsed="0"/>
-    <w:lsdException w:name="Medium Grid 2 Accent 5" w:semiHidden="0" w:uiPriority="68" w:unhideWhenUsed="0"/>
-    <w:lsdException w:name="Medium Grid 3 Accent 5" w:semiHidden="0" w:uiPriority="69" w:unhideWhenUsed="0"/>
-    <w:lsdException w:name="Dark List Accent 5" w:semiHidden="0" w:uiPriority="70" w:unhideWhenUsed="0"/>
-    <w:lsdException w:name="Colorful Shading Accent 5" w:semiHidden="0" w:uiPriority="71" w:unhideWhenUsed="0"/>
-    <w:lsdException w:name="Colorful List Accent 5" w:semiHidden="0" w:uiPriority="72" w:unhideWhenUsed="0"/>
-    <w:lsdException w:name="Colorful Grid Accent 5" w:semiHidden="0" w:uiPriority="73" w:unhideWhenUsed="0"/>
-    <w:lsdException w:name="Light Shading Accent 6" w:semiHidden="0" w:uiPriority="60" w:unhideWhenUsed="0"/>
-    <w:lsdException w:name="Light List Accent 6" w:semiHidden="0" w:uiPriority="61" w:unhideWhenUsed="0"/>
-    <w:lsdException w:name="Light Grid Accent 6" w:semiHidden="0" w:uiPriority="62" w:unhideWhenUsed="0"/>
-    <w:lsdException w:name="Medium Shading 1 Accent 6" w:semiHidden="0" w:uiPriority="63" w:unhideWhenUsed="0"/>
-    <w:lsdException w:name="Medium Shading 2 Accent 6" w:semiHidden="0" w:uiPriority="64" w:unhideWhenUsed="0"/>
-    <w:lsdException w:name="Medium List 1 Accent 6" w:semiHidden="0" w:uiPriority="65" w:unhideWhenUsed="0"/>
-    <w:lsdException w:name="Medium List 2 Accent 6" w:semiHidden="0" w:uiPriority="66" w:unhideWhenUsed="0"/>
-    <w:lsdException w:name="Medium Grid 1 Accent 6" w:semiHidden="0" w:uiPriority="67" w:unhideWhenUsed="0"/>
-    <w:lsdException w:name="Medium Grid 2 Accent 6" w:semiHidden="0" w:uiPriority="68" w:unhideWhenUsed="0"/>
-    <w:lsdException w:name="Medium Grid 3 Accent 6" w:semiHidden="0" w:uiPriority="69" w:unhideWhenUsed="0"/>
-    <w:lsdException w:name="Dark List Accent 6" w:semiHidden="0" w:uiPriority="70" w:unhideWhenUsed="0"/>
-    <w:lsdException w:name="Colorful Shading Accent 6" w:semiHidden="0" w:uiPriority="71" w:unhideWhenUsed="0"/>
-    <w:lsdException w:name="Colorful List Accent 6" w:semiHidden="0" w:uiPriority="72" w:unhideWhenUsed="0"/>
-    <w:lsdException w:name="Colorful Grid Accent 6" w:semiHidden="0" w:uiPriority="73" w:unhideWhenUsed="0"/>
+  <w:latentStyles w:count="260" w:defQFormat="0" w:defUnhideWhenUsed="1" w:defSemiHidden="1" w:defUIPriority="99" w:defLockedState="0">
+    <w:lsdException w:qFormat="1" w:unhideWhenUsed="0" w:uiPriority="0" w:semiHidden="0" w:name="Normal"/>
+    <w:lsdException w:qFormat="1" w:unhideWhenUsed="0" w:uiPriority="0" w:semiHidden="0" w:name="heading 1"/>
+    <w:lsdException w:qFormat="1" w:unhideWhenUsed="0" w:uiPriority="0" w:semiHidden="0" w:name="heading 2"/>
+    <w:lsdException w:qFormat="1" w:unhideWhenUsed="0" w:uiPriority="9" w:semiHidden="0" w:name="heading 3"/>
+    <w:lsdException w:qFormat="1" w:unhideWhenUsed="0" w:uiPriority="0" w:semiHidden="0" w:name="heading 4"/>
+    <w:lsdException w:qFormat="1" w:unhideWhenUsed="0" w:uiPriority="0" w:semiHidden="0" w:name="heading 5"/>
+    <w:lsdException w:qFormat="1" w:unhideWhenUsed="0" w:uiPriority="0" w:semiHidden="0" w:name="heading 6"/>
+    <w:lsdException w:qFormat="1" w:unhideWhenUsed="0" w:uiPriority="0" w:semiHidden="0" w:name="heading 7"/>
+    <w:lsdException w:qFormat="1" w:unhideWhenUsed="0" w:uiPriority="0" w:semiHidden="0" w:name="heading 8"/>
+    <w:lsdException w:qFormat="1" w:unhideWhenUsed="0" w:uiPriority="0" w:semiHidden="0" w:name="heading 9"/>
+    <w:lsdException w:uiPriority="99" w:name="index 1"/>
+    <w:lsdException w:uiPriority="99" w:name="index 2"/>
+    <w:lsdException w:uiPriority="99" w:name="index 3"/>
+    <w:lsdException w:uiPriority="99" w:name="index 4"/>
+    <w:lsdException w:uiPriority="99" w:name="index 5"/>
+    <w:lsdException w:uiPriority="99" w:name="index 6"/>
+    <w:lsdException w:uiPriority="99" w:name="index 7"/>
+    <w:lsdException w:uiPriority="99" w:name="index 8"/>
+    <w:lsdException w:uiPriority="99" w:name="index 9"/>
+    <w:lsdException w:uiPriority="39" w:name="toc 1"/>
+    <w:lsdException w:uiPriority="39" w:name="toc 2"/>
+    <w:lsdException w:uiPriority="39" w:name="toc 3"/>
+    <w:lsdException w:uiPriority="39" w:name="toc 4"/>
+    <w:lsdException w:uiPriority="39" w:name="toc 5"/>
+    <w:lsdException w:uiPriority="39" w:name="toc 6"/>
+    <w:lsdException w:uiPriority="39" w:name="toc 7"/>
+    <w:lsdException w:uiPriority="39" w:name="toc 8"/>
+    <w:lsdException w:uiPriority="39" w:name="toc 9"/>
+    <w:lsdException w:uiPriority="99" w:name="Normal Indent"/>
+    <w:lsdException w:uiPriority="99" w:name="footnote text"/>
+    <w:lsdException w:uiPriority="99" w:name="annotation text"/>
+    <w:lsdException w:qFormat="1" w:uiPriority="99" w:semiHidden="0" w:name="header"/>
+    <w:lsdException w:qFormat="1" w:uiPriority="99" w:semiHidden="0" w:name="footer"/>
+    <w:lsdException w:uiPriority="99" w:name="index heading"/>
+    <w:lsdException w:qFormat="1" w:uiPriority="35" w:name="caption"/>
+    <w:lsdException w:uiPriority="99" w:name="table of figures"/>
+    <w:lsdException w:uiPriority="99" w:name="envelope address"/>
+    <w:lsdException w:uiPriority="99" w:name="envelope return"/>
+    <w:lsdException w:uiPriority="99" w:name="footnote reference"/>
+    <w:lsdException w:uiPriority="99" w:name="annotation reference"/>
+    <w:lsdException w:uiPriority="99" w:name="line number"/>
+    <w:lsdException w:uiPriority="99" w:name="page number"/>
+    <w:lsdException w:uiPriority="99" w:name="endnote reference"/>
+    <w:lsdException w:uiPriority="99" w:name="endnote text"/>
+    <w:lsdException w:uiPriority="99" w:name="table of authorities"/>
+    <w:lsdException w:uiPriority="99" w:name="macro"/>
+    <w:lsdException w:uiPriority="99" w:name="toa heading"/>
+    <w:lsdException w:uiPriority="99" w:name="List"/>
+    <w:lsdException w:uiPriority="99" w:name="List Bullet"/>
+    <w:lsdException w:uiPriority="99" w:name="List Number"/>
+    <w:lsdException w:uiPriority="99" w:name="List 2"/>
+    <w:lsdException w:uiPriority="99" w:name="List 3"/>
+    <w:lsdException w:uiPriority="99" w:name="List 4"/>
+    <w:lsdException w:uiPriority="99" w:name="List 5"/>
+    <w:lsdException w:uiPriority="99" w:name="List Bullet 2"/>
+    <w:lsdException w:uiPriority="99" w:name="List Bullet 3"/>
+    <w:lsdException w:uiPriority="99" w:name="List Bullet 4"/>
+    <w:lsdException w:uiPriority="99" w:name="List Bullet 5"/>
+    <w:lsdException w:uiPriority="99" w:name="List Number 2"/>
+    <w:lsdException w:uiPriority="99" w:name="List Number 3"/>
+    <w:lsdException w:uiPriority="99" w:name="List Number 4"/>
+    <w:lsdException w:uiPriority="99" w:name="List Number 5"/>
+    <w:lsdException w:qFormat="1" w:unhideWhenUsed="0" w:uiPriority="10" w:semiHidden="0" w:name="Title"/>
+    <w:lsdException w:uiPriority="99" w:name="Closing"/>
+    <w:lsdException w:uiPriority="99" w:name="Signature"/>
+    <w:lsdException w:qFormat="1" w:uiPriority="1" w:name="Default Paragraph Font"/>
+    <w:lsdException w:uiPriority="99" w:name="Body Text"/>
+    <w:lsdException w:uiPriority="99" w:name="Body Text Indent"/>
+    <w:lsdException w:uiPriority="99" w:name="List Continue"/>
+    <w:lsdException w:uiPriority="99" w:name="List Continue 2"/>
+    <w:lsdException w:uiPriority="99" w:name="List Continue 3"/>
+    <w:lsdException w:uiPriority="99" w:name="List Continue 4"/>
+    <w:lsdException w:uiPriority="99" w:name="List Continue 5"/>
+    <w:lsdException w:uiPriority="99" w:name="Message Header"/>
+    <w:lsdException w:qFormat="1" w:unhideWhenUsed="0" w:uiPriority="11" w:semiHidden="0" w:name="Subtitle"/>
+    <w:lsdException w:uiPriority="99" w:name="Salutation"/>
+    <w:lsdException w:uiPriority="99" w:name="Date"/>
+    <w:lsdException w:uiPriority="99" w:name="Body Text First Indent"/>
+    <w:lsdException w:uiPriority="99" w:name="Body Text First Indent 2"/>
+    <w:lsdException w:uiPriority="99" w:name="Note Heading"/>
+    <w:lsdException w:uiPriority="99" w:name="Body Text 2"/>
+    <w:lsdException w:qFormat="1" w:unhideWhenUsed="0" w:uiPriority="0" w:semiHidden="0" w:name="Body Text 3"/>
+    <w:lsdException w:uiPriority="99" w:name="Body Text Indent 2"/>
+    <w:lsdException w:uiPriority="99" w:name="Body Text Indent 3"/>
+    <w:lsdException w:uiPriority="99" w:name="Block Text"/>
+    <w:lsdException w:qFormat="1" w:uiPriority="99" w:name="Hyperlink"/>
+    <w:lsdException w:uiPriority="99" w:name="FollowedHyperlink"/>
+    <w:lsdException w:qFormat="1" w:unhideWhenUsed="0" w:uiPriority="22" w:semiHidden="0" w:name="Strong"/>
+    <w:lsdException w:qFormat="1" w:unhideWhenUsed="0" w:uiPriority="20" w:semiHidden="0" w:name="Emphasis"/>
+    <w:lsdException w:uiPriority="99" w:name="Document Map"/>
+    <w:lsdException w:uiPriority="99" w:name="Plain Text"/>
+    <w:lsdException w:uiPriority="99" w:name="E-mail Signature"/>
+    <w:lsdException w:uiPriority="99" w:name="Normal (Web)"/>
+    <w:lsdException w:uiPriority="99" w:name="HTML Acronym"/>
+    <w:lsdException w:uiPriority="99" w:name="HTML Address"/>
+    <w:lsdException w:uiPriority="99" w:name="HTML Cite"/>
+    <w:lsdException w:uiPriority="99" w:name="HTML Code"/>
+    <w:lsdException w:uiPriority="99" w:name="HTML Definition"/>
+    <w:lsdException w:uiPriority="99" w:name="HTML Keyboard"/>
+    <w:lsdException w:uiPriority="99" w:name="HTML Preformatted"/>
+    <w:lsdException w:uiPriority="99" w:name="HTML Sample"/>
+    <w:lsdException w:uiPriority="99" w:name="HTML Typewriter"/>
+    <w:lsdException w:uiPriority="99" w:name="HTML Variable"/>
+    <w:lsdException w:qFormat="1" w:uiPriority="99" w:name="Normal Table"/>
+    <w:lsdException w:uiPriority="99" w:name="annotation subject"/>
+    <w:lsdException w:uiPriority="99" w:name="Table Simple 1"/>
+    <w:lsdException w:uiPriority="99" w:name="Table Simple 2"/>
+    <w:lsdException w:uiPriority="99" w:name="Table Simple 3"/>
+    <w:lsdException w:uiPriority="99" w:name="Table Classic 1"/>
+    <w:lsdException w:uiPriority="99" w:name="Table Classic 2"/>
+    <w:lsdException w:uiPriority="99" w:name="Table Classic 3"/>
+    <w:lsdException w:uiPriority="99" w:name="Table Classic 4"/>
+    <w:lsdException w:uiPriority="99" w:name="Table Colorful 1"/>
+    <w:lsdException w:uiPriority="99" w:name="Table Colorful 2"/>
+    <w:lsdException w:uiPriority="99" w:name="Table Colorful 3"/>
+    <w:lsdException w:uiPriority="99" w:name="Table Columns 1"/>
+    <w:lsdException w:uiPriority="99" w:name="Table Columns 2"/>
+    <w:lsdException w:uiPriority="99" w:name="Table Columns 3"/>
+    <w:lsdException w:uiPriority="99" w:name="Table Columns 4"/>
+    <w:lsdException w:uiPriority="99" w:name="Table Columns 5"/>
+    <w:lsdException w:uiPriority="99" w:name="Table Grid 1"/>
+    <w:lsdException w:uiPriority="99" w:name="Table Grid 2"/>
+    <w:lsdException w:uiPriority="99" w:name="Table Grid 3"/>
+    <w:lsdException w:uiPriority="99" w:name="Table Grid 4"/>
+    <w:lsdException w:uiPriority="99" w:name="Table Grid 5"/>
+    <w:lsdException w:uiPriority="99" w:name="Table Grid 6"/>
+    <w:lsdException w:uiPriority="99" w:name="Table Grid 7"/>
+    <w:lsdException w:uiPriority="99" w:name="Table Grid 8"/>
+    <w:lsdException w:uiPriority="99" w:name="Table List 1"/>
+    <w:lsdException w:uiPriority="99" w:name="Table List 2"/>
+    <w:lsdException w:uiPriority="99" w:name="Table List 3"/>
+    <w:lsdException w:uiPriority="99" w:name="Table List 4"/>
+    <w:lsdException w:uiPriority="99" w:name="Table List 5"/>
+    <w:lsdException w:uiPriority="99" w:name="Table List 6"/>
+    <w:lsdException w:uiPriority="99" w:name="Table List 7"/>
+    <w:lsdException w:uiPriority="99" w:name="Table List 8"/>
+    <w:lsdException w:uiPriority="99" w:name="Table 3D effects 1"/>
+    <w:lsdException w:uiPriority="99" w:name="Table 3D effects 2"/>
+    <w:lsdException w:uiPriority="99" w:name="Table 3D effects 3"/>
+    <w:lsdException w:uiPriority="99" w:name="Table Contemporary"/>
+    <w:lsdException w:uiPriority="99" w:name="Table Elegant"/>
+    <w:lsdException w:uiPriority="99" w:name="Table Professional"/>
+    <w:lsdException w:uiPriority="99" w:name="Table Subtle 1"/>
+    <w:lsdException w:uiPriority="99" w:name="Table Subtle 2"/>
+    <w:lsdException w:uiPriority="99" w:name="Table Web 1"/>
+    <w:lsdException w:uiPriority="99" w:name="Table Web 2"/>
+    <w:lsdException w:uiPriority="99" w:name="Table Web 3"/>
+    <w:lsdException w:qFormat="1" w:uiPriority="99" w:name="Balloon Text"/>
+    <w:lsdException w:unhideWhenUsed="0" w:uiPriority="59" w:semiHidden="0" w:name="Table Grid"/>
+    <w:lsdException w:uiPriority="99" w:name="Table Theme"/>
+    <w:lsdException w:unhideWhenUsed="0" w:uiPriority="60" w:semiHidden="0" w:name="Light Shading"/>
+    <w:lsdException w:unhideWhenUsed="0" w:uiPriority="61" w:semiHidden="0" w:name="Light List"/>
+    <w:lsdException w:unhideWhenUsed="0" w:uiPriority="62" w:semiHidden="0" w:name="Light Grid"/>
+    <w:lsdException w:unhideWhenUsed="0" w:uiPriority="63" w:semiHidden="0" w:name="Medium Shading 1"/>
+    <w:lsdException w:unhideWhenUsed="0" w:uiPriority="64" w:semiHidden="0" w:name="Medium Shading 2"/>
+    <w:lsdException w:unhideWhenUsed="0" w:uiPriority="65" w:semiHidden="0" w:name="Medium List 1"/>
+    <w:lsdException w:unhideWhenUsed="0" w:uiPriority="66" w:semiHidden="0" w:name="Medium List 2"/>
+    <w:lsdException w:unhideWhenUsed="0" w:uiPriority="67" w:semiHidden="0" w:name="Medium Grid 1"/>
+    <w:lsdException w:unhideWhenUsed="0" w:uiPriority="68" w:semiHidden="0" w:name="Medium Grid 2"/>
+    <w:lsdException w:unhideWhenUsed="0" w:uiPriority="69" w:semiHidden="0" w:name="Medium Grid 3"/>
+    <w:lsdException w:unhideWhenUsed="0" w:uiPriority="70" w:semiHidden="0" w:name="Dark List"/>
+    <w:lsdException w:unhideWhenUsed="0" w:uiPriority="71" w:semiHidden="0" w:name="Colorful Shading"/>
+    <w:lsdException w:unhideWhenUsed="0" w:uiPriority="72" w:semiHidden="0" w:name="Colorful List"/>
+    <w:lsdException w:unhideWhenUsed="0" w:uiPriority="73" w:semiHidden="0" w:name="Colorful Grid"/>
+    <w:lsdException w:unhideWhenUsed="0" w:uiPriority="60" w:semiHidden="0" w:name="Light Shading Accent 1"/>
+    <w:lsdException w:unhideWhenUsed="0" w:uiPriority="61" w:semiHidden="0" w:name="Light List Accent 1"/>
+    <w:lsdException w:unhideWhenUsed="0" w:uiPriority="62" w:semiHidden="0" w:name="Light Grid Accent 1"/>
+    <w:lsdException w:unhideWhenUsed="0" w:uiPriority="63" w:semiHidden="0" w:name="Medium Shading 1 Accent 1"/>
+    <w:lsdException w:unhideWhenUsed="0" w:uiPriority="64" w:semiHidden="0" w:name="Medium Shading 2 Accent 1"/>
+    <w:lsdException w:unhideWhenUsed="0" w:uiPriority="65" w:semiHidden="0" w:name="Medium List 1 Accent 1"/>
+    <w:lsdException w:unhideWhenUsed="0" w:uiPriority="66" w:semiHidden="0" w:name="Medium List 2 Accent 1"/>
+    <w:lsdException w:unhideWhenUsed="0" w:uiPriority="67" w:semiHidden="0" w:name="Medium Grid 1 Accent 1"/>
+    <w:lsdException w:unhideWhenUsed="0" w:uiPriority="68" w:semiHidden="0" w:name="Medium Grid 2 Accent 1"/>
+    <w:lsdException w:unhideWhenUsed="0" w:uiPriority="69" w:semiHidden="0" w:name="Medium Grid 3 Accent 1"/>
+    <w:lsdException w:unhideWhenUsed="0" w:uiPriority="70" w:semiHidden="0" w:name="Dark List Accent 1"/>
+    <w:lsdException w:unhideWhenUsed="0" w:uiPriority="71" w:semiHidden="0" w:name="Colorful Shading Accent 1"/>
+    <w:lsdException w:unhideWhenUsed="0" w:uiPriority="72" w:semiHidden="0" w:name="Colorful List Accent 1"/>
+    <w:lsdException w:unhideWhenUsed="0" w:uiPriority="73" w:semiHidden="0" w:name="Colorful Grid Accent 1"/>
+    <w:lsdException w:unhideWhenUsed="0" w:uiPriority="60" w:semiHidden="0" w:name="Light Shading Accent 2"/>
+    <w:lsdException w:unhideWhenUsed="0" w:uiPriority="61" w:semiHidden="0" w:name="Light List Accent 2"/>
+    <w:lsdException w:unhideWhenUsed="0" w:uiPriority="62" w:semiHidden="0" w:name="Light Grid Accent 2"/>
+    <w:lsdException w:unhideWhenUsed="0" w:uiPriority="63" w:semiHidden="0" w:name="Medium Shading 1 Accent 2"/>
+    <w:lsdException w:unhideWhenUsed="0" w:uiPriority="64" w:semiHidden="0" w:name="Medium Shading 2 Accent 2"/>
+    <w:lsdException w:unhideWhenUsed="0" w:uiPriority="65" w:semiHidden="0" w:name="Medium List 1 Accent 2"/>
+    <w:lsdException w:unhideWhenUsed="0" w:uiPriority="66" w:semiHidden="0" w:name="Medium List 2 Accent 2"/>
+    <w:lsdException w:unhideWhenUsed="0" w:uiPriority="67" w:semiHidden="0" w:name="Medium Grid 1 Accent 2"/>
+    <w:lsdException w:unhideWhenUsed="0" w:uiPriority="68" w:semiHidden="0" w:name="Medium Grid 2 Accent 2"/>
+    <w:lsdException w:unhideWhenUsed="0" w:uiPriority="69" w:semiHidden="0" w:name="Medium Grid 3 Accent 2"/>
+    <w:lsdException w:unhideWhenUsed="0" w:uiPriority="70" w:semiHidden="0" w:name="Dark List Accent 2"/>
+    <w:lsdException w:unhideWhenUsed="0" w:uiPriority="71" w:semiHidden="0" w:name="Colorful Shading Accent 2"/>
+    <w:lsdException w:unhideWhenUsed="0" w:uiPriority="72" w:semiHidden="0" w:name="Colorful List Accent 2"/>
+    <w:lsdException w:unhideWhenUsed="0" w:uiPriority="73" w:semiHidden="0" w:name="Colorful Grid Accent 2"/>
+    <w:lsdException w:unhideWhenUsed="0" w:uiPriority="60" w:semiHidden="0" w:name="Light Shading Accent 3"/>
+    <w:lsdException w:unhideWhenUsed="0" w:uiPriority="61" w:semiHidden="0" w:name="Light List Accent 3"/>
+    <w:lsdException w:unhideWhenUsed="0" w:uiPriority="62" w:semiHidden="0" w:name="Light Grid Accent 3"/>
+    <w:lsdException w:unhideWhenUsed="0" w:uiPriority="63" w:semiHidden="0" w:name="Medium Shading 1 Accent 3"/>
+    <w:lsdException w:unhideWhenUsed="0" w:uiPriority="64" w:semiHidden="0" w:name="Medium Shading 2 Accent 3"/>
+    <w:lsdException w:unhideWhenUsed="0" w:uiPriority="65" w:semiHidden="0" w:name="Medium List 1 Accent 3"/>
+    <w:lsdException w:unhideWhenUsed="0" w:uiPriority="66" w:semiHidden="0" w:name="Medium List 2 Accent 3"/>
+    <w:lsdException w:unhideWhenUsed="0" w:uiPriority="67" w:semiHidden="0" w:name="Medium Grid 1 Accent 3"/>
+    <w:lsdException w:unhideWhenUsed="0" w:uiPriority="68" w:semiHidden="0" w:name="Medium Grid 2 Accent 3"/>
+    <w:lsdException w:unhideWhenUsed="0" w:uiPriority="69" w:semiHidden="0" w:name="Medium Grid 3 Accent 3"/>
+    <w:lsdException w:unhideWhenUsed="0" w:uiPriority="70" w:semiHidden="0" w:name="Dark List Accent 3"/>
+    <w:lsdException w:unhideWhenUsed="0" w:uiPriority="71" w:semiHidden="0" w:name="Colorful Shading Accent 3"/>
+    <w:lsdException w:unhideWhenUsed="0" w:uiPriority="72" w:semiHidden="0" w:name="Colorful List Accent 3"/>
+    <w:lsdException w:unhideWhenUsed="0" w:uiPriority="73" w:semiHidden="0" w:name="Colorful Grid Accent 3"/>
+    <w:lsdException w:unhideWhenUsed="0" w:uiPriority="60" w:semiHidden="0" w:name="Light Shading Accent 4"/>
+    <w:lsdException w:unhideWhenUsed="0" w:uiPriority="61" w:semiHidden="0" w:name="Light List Accent 4"/>
+    <w:lsdException w:unhideWhenUsed="0" w:uiPriority="62" w:semiHidden="0" w:name="Light Grid Accent 4"/>
+    <w:lsdException w:unhideWhenUsed="0" w:uiPriority="63" w:semiHidden="0" w:name="Medium Shading 1 Accent 4"/>
+    <w:lsdException w:unhideWhenUsed="0" w:uiPriority="64" w:semiHidden="0" w:name="Medium Shading 2 Accent 4"/>
+    <w:lsdException w:unhideWhenUsed="0" w:uiPriority="65" w:semiHidden="0" w:name="Medium List 1 Accent 4"/>
+    <w:lsdException w:unhideWhenUsed="0" w:uiPriority="66" w:semiHidden="0" w:name="Medium List 2 Accent 4"/>
+    <w:lsdException w:unhideWhenUsed="0" w:uiPriority="67" w:semiHidden="0" w:name="Medium Grid 1 Accent 4"/>
+    <w:lsdException w:unhideWhenUsed="0" w:uiPriority="68" w:semiHidden="0" w:name="Medium Grid 2 Accent 4"/>
+    <w:lsdException w:unhideWhenUsed="0" w:uiPriority="69" w:semiHidden="0" w:name="Medium Grid 3 Accent 4"/>
+    <w:lsdException w:unhideWhenUsed="0" w:uiPriority="70" w:semiHidden="0" w:name="Dark List Accent 4"/>
+    <w:lsdException w:unhideWhenUsed="0" w:uiPriority="71" w:semiHidden="0" w:name="Colorful Shading Accent 4"/>
+    <w:lsdException w:unhideWhenUsed="0" w:uiPriority="72" w:semiHidden="0" w:name="Colorful List Accent 4"/>
+    <w:lsdException w:unhideWhenUsed="0" w:uiPriority="73" w:semiHidden="0" w:name="Colorful Grid Accent 4"/>
+    <w:lsdException w:unhideWhenUsed="0" w:uiPriority="60" w:semiHidden="0" w:name="Light Shading Accent 5"/>
+    <w:lsdException w:unhideWhenUsed="0" w:uiPriority="61" w:semiHidden="0" w:name="Light List Accent 5"/>
+    <w:lsdException w:unhideWhenUsed="0" w:uiPriority="62" w:semiHidden="0" w:name="Light Grid Accent 5"/>
+    <w:lsdException w:unhideWhenUsed="0" w:uiPriority="63" w:semiHidden="0" w:name="Medium Shading 1 Accent 5"/>
+    <w:lsdException w:unhideWhenUsed="0" w:uiPriority="64" w:semiHidden="0" w:name="Medium Shading 2 Accent 5"/>
+    <w:lsdException w:unhideWhenUsed="0" w:uiPriority="65" w:semiHidden="0" w:name="Medium List 1 Accent 5"/>
+    <w:lsdException w:unhideWhenUsed="0" w:uiPriority="66" w:semiHidden="0" w:name="Medium List 2 Accent 5"/>
+    <w:lsdException w:unhideWhenUsed="0" w:uiPriority="67" w:semiHidden="0" w:name="Medium Grid 1 Accent 5"/>
+    <w:lsdException w:unhideWhenUsed="0" w:uiPriority="68" w:semiHidden="0" w:name="Medium Grid 2 Accent 5"/>
+    <w:lsdException w:unhideWhenUsed="0" w:uiPriority="69" w:semiHidden="0" w:name="Medium Grid 3 Accent 5"/>
+    <w:lsdException w:unhideWhenUsed="0" w:uiPriority="70" w:semiHidden="0" w:name="Dark List Accent 5"/>
+    <w:lsdException w:unhideWhenUsed="0" w:uiPriority="71" w:semiHidden="0" w:name="Colorful Shading Accent 5"/>
+    <w:lsdException w:unhideWhenUsed="0" w:uiPriority="72" w:semiHidden="0" w:name="Colorful List Accent 5"/>
+    <w:lsdException w:unhideWhenUsed="0" w:uiPriority="73" w:semiHidden="0" w:name="Colorful Grid Accent 5"/>
+    <w:lsdException w:unhideWhenUsed="0" w:uiPriority="60" w:semiHidden="0" w:name="Light Shading Accent 6"/>
+    <w:lsdException w:unhideWhenUsed="0" w:uiPriority="61" w:semiHidden="0" w:name="Light List Accent 6"/>
+    <w:lsdException w:unhideWhenUsed="0" w:uiPriority="62" w:semiHidden="0" w:name="Light Grid Accent 6"/>
+    <w:lsdException w:unhideWhenUsed="0" w:uiPriority="63" w:semiHidden="0" w:name="Medium Shading 1 Accent 6"/>
+    <w:lsdException w:unhideWhenUsed="0" w:uiPriority="64" w:semiHidden="0" w:name="Medium Shading 2 Accent 6"/>
+    <w:lsdException w:unhideWhenUsed="0" w:uiPriority="65" w:semiHidden="0" w:name="Medium List 1 Accent 6"/>
+    <w:lsdException w:unhideWhenUsed="0" w:uiPriority="66" w:semiHidden="0" w:name="Medium List 2 Accent 6"/>
+    <w:lsdException w:unhideWhenUsed="0" w:uiPriority="67" w:semiHidden="0" w:name="Medium Grid 1 Accent 6"/>
+    <w:lsdException w:unhideWhenUsed="0" w:uiPriority="68" w:semiHidden="0" w:name="Medium Grid 2 Accent 6"/>
+    <w:lsdException w:unhideWhenUsed="0" w:uiPriority="69" w:semiHidden="0" w:name="Medium Grid 3 Accent 6"/>
+    <w:lsdException w:unhideWhenUsed="0" w:uiPriority="70" w:semiHidden="0" w:name="Dark List Accent 6"/>
+    <w:lsdException w:unhideWhenUsed="0" w:uiPriority="71" w:semiHidden="0" w:name="Colorful Shading Accent 6"/>
+    <w:lsdException w:unhideWhenUsed="0" w:uiPriority="72" w:semiHidden="0" w:name="Colorful List Accent 6"/>
+    <w:lsdException w:unhideWhenUsed="0" w:uiPriority="73" w:semiHidden="0" w:name="Colorful Grid Accent 6"/>
   </w:latentStyles>
-  <w:style w:type="paragraph" w:default="1" w:styleId="Normal">
+  <w:style w:type="paragraph" w:default="1" w:styleId="1">
     <w:name w:val="Normal"/>
     <w:qFormat/>
+    <w:uiPriority w:val="0"/>
     <w:pPr>
       <w:widowControl w:val="0"/>
       <w:jc w:val="both"/>
     </w:pPr>
     <w:rPr>
-      <w:rFonts w:ascii="Times New Roman" w:eastAsia="宋体" w:hAnsi="Times New Roman" w:cs="Times New Roman"/>
+      <w:rFonts w:ascii="Times New Roman" w:hAnsi="Times New Roman" w:eastAsia="宋体" w:cs="Times New Roman"/>
       <w:kern w:val="2"/>
       <w:sz w:val="21"/>
       <w:lang w:val="en-US" w:eastAsia="zh-CN" w:bidi="ar-SA"/>
     </w:rPr>
   </w:style>
-  <w:style w:type="paragraph" w:styleId="Heading1">
+  <w:style w:type="paragraph" w:styleId="2">
     <w:name w:val="heading 1"/>
-    <w:basedOn w:val="Normal"/>
-    <w:next w:val="Normal"/>
-    <w:link w:val="1"/>
+    <w:basedOn w:val="1"/>
+    <w:next w:val="1"/>
+    <w:link w:val="23"/>
     <w:qFormat/>
+    <w:uiPriority w:val="0"/>
     <w:pPr>
       <w:numPr>
         <w:ilvl w:val="0"/>
@@ -3085,12 +3144,13 @@
       <w:lang w:val="zh-CN"/>
     </w:rPr>
   </w:style>
-  <w:style w:type="paragraph" w:styleId="Heading2">
+  <w:style w:type="paragraph" w:styleId="3">
     <w:name w:val="heading 2"/>
-    <w:basedOn w:val="Normal"/>
-    <w:next w:val="Normal"/>
-    <w:link w:val="2"/>
+    <w:basedOn w:val="1"/>
+    <w:next w:val="1"/>
+    <w:link w:val="24"/>
     <w:qFormat/>
+    <w:uiPriority w:val="0"/>
     <w:pPr>
       <w:numPr>
         <w:ilvl w:val="1"/>
@@ -3108,13 +3168,13 @@
       <w:lang w:val="zh-CN"/>
     </w:rPr>
   </w:style>
-  <w:style w:type="paragraph" w:styleId="Heading3">
+  <w:style w:type="paragraph" w:styleId="4">
     <w:name w:val="heading 3"/>
-    <w:basedOn w:val="Normal"/>
-    <w:next w:val="Normal"/>
-    <w:link w:val="3"/>
+    <w:basedOn w:val="1"/>
+    <w:next w:val="1"/>
+    <w:link w:val="25"/>
+    <w:qFormat/>
     <w:uiPriority w:val="9"/>
-    <w:qFormat/>
     <w:pPr>
       <w:keepNext/>
       <w:keepLines/>
@@ -3125,7 +3185,7 @@
       <w:outlineLvl w:val="2"/>
     </w:pPr>
     <w:rPr>
-      <w:rFonts w:ascii="Arial" w:eastAsia="黑体" w:hAnsi="Arial"/>
+      <w:rFonts w:ascii="Arial" w:hAnsi="Arial" w:eastAsia="黑体"/>
       <w:bCs/>
       <w:kern w:val="0"/>
       <w:sz w:val="20"/>
@@ -3133,12 +3193,13 @@
       <w:lang w:val="zh-CN"/>
     </w:rPr>
   </w:style>
-  <w:style w:type="paragraph" w:styleId="Heading4">
+  <w:style w:type="paragraph" w:styleId="5">
     <w:name w:val="heading 4"/>
-    <w:basedOn w:val="Normal"/>
-    <w:next w:val="Normal"/>
-    <w:link w:val="4"/>
+    <w:basedOn w:val="1"/>
+    <w:next w:val="1"/>
+    <w:link w:val="26"/>
     <w:qFormat/>
+    <w:uiPriority w:val="0"/>
     <w:pPr>
       <w:keepNext/>
       <w:keepLines/>
@@ -3149,7 +3210,7 @@
       <w:outlineLvl w:val="3"/>
     </w:pPr>
     <w:rPr>
-      <w:rFonts w:ascii="宋体" w:eastAsia="黑体" w:hAnsi="宋体"/>
+      <w:rFonts w:ascii="宋体" w:hAnsi="宋体" w:eastAsia="黑体"/>
       <w:bCs/>
       <w:kern w:val="0"/>
       <w:sz w:val="20"/>
@@ -3157,12 +3218,13 @@
       <w:lang w:val="zh-CN"/>
     </w:rPr>
   </w:style>
-  <w:style w:type="paragraph" w:styleId="Heading5">
+  <w:style w:type="paragraph" w:styleId="6">
     <w:name w:val="heading 5"/>
-    <w:basedOn w:val="Normal"/>
-    <w:next w:val="Normal"/>
-    <w:link w:val="5"/>
+    <w:basedOn w:val="1"/>
+    <w:next w:val="1"/>
+    <w:link w:val="27"/>
     <w:qFormat/>
+    <w:uiPriority w:val="0"/>
     <w:pPr>
       <w:keepNext/>
       <w:keepLines/>
@@ -3183,12 +3245,13 @@
       <w:lang w:val="zh-CN"/>
     </w:rPr>
   </w:style>
-  <w:style w:type="paragraph" w:styleId="Heading6">
+  <w:style w:type="paragraph" w:styleId="7">
     <w:name w:val="heading 6"/>
-    <w:basedOn w:val="Normal"/>
-    <w:next w:val="Normal"/>
-    <w:link w:val="6"/>
+    <w:basedOn w:val="1"/>
+    <w:next w:val="1"/>
+    <w:link w:val="28"/>
     <w:qFormat/>
+    <w:uiPriority w:val="0"/>
     <w:pPr>
       <w:keepNext/>
       <w:keepLines/>
@@ -3200,7 +3263,7 @@
       <w:outlineLvl w:val="5"/>
     </w:pPr>
     <w:rPr>
-      <w:rFonts w:ascii="Arial" w:eastAsia="黑体" w:hAnsi="Arial"/>
+      <w:rFonts w:ascii="Arial" w:hAnsi="Arial" w:eastAsia="黑体"/>
       <w:b/>
       <w:bCs/>
       <w:kern w:val="0"/>
@@ -3209,12 +3272,13 @@
       <w:lang w:val="zh-CN"/>
     </w:rPr>
   </w:style>
-  <w:style w:type="paragraph" w:styleId="Heading7">
+  <w:style w:type="paragraph" w:styleId="8">
     <w:name w:val="heading 7"/>
-    <w:basedOn w:val="Normal"/>
-    <w:next w:val="Normal"/>
-    <w:link w:val="7"/>
+    <w:basedOn w:val="1"/>
+    <w:next w:val="1"/>
+    <w:link w:val="29"/>
     <w:qFormat/>
+    <w:uiPriority w:val="0"/>
     <w:pPr>
       <w:keepNext/>
       <w:keepLines/>
@@ -3235,12 +3299,13 @@
       <w:lang w:val="zh-CN"/>
     </w:rPr>
   </w:style>
-  <w:style w:type="paragraph" w:styleId="Heading8">
+  <w:style w:type="paragraph" w:styleId="9">
     <w:name w:val="heading 8"/>
-    <w:basedOn w:val="Normal"/>
-    <w:next w:val="Normal"/>
-    <w:link w:val="8"/>
+    <w:basedOn w:val="1"/>
+    <w:next w:val="1"/>
+    <w:link w:val="30"/>
     <w:qFormat/>
+    <w:uiPriority w:val="0"/>
     <w:pPr>
       <w:keepNext/>
       <w:keepLines/>
@@ -3252,19 +3317,20 @@
       <w:outlineLvl w:val="7"/>
     </w:pPr>
     <w:rPr>
-      <w:rFonts w:ascii="Arial" w:eastAsia="黑体" w:hAnsi="Arial"/>
+      <w:rFonts w:ascii="Arial" w:hAnsi="Arial" w:eastAsia="黑体"/>
       <w:kern w:val="0"/>
       <w:sz w:val="24"/>
       <w:szCs w:val="21"/>
       <w:lang w:val="zh-CN"/>
     </w:rPr>
   </w:style>
-  <w:style w:type="paragraph" w:styleId="Heading9">
+  <w:style w:type="paragraph" w:styleId="10">
     <w:name w:val="heading 9"/>
-    <w:basedOn w:val="Normal"/>
-    <w:next w:val="Normal"/>
-    <w:link w:val="9"/>
+    <w:basedOn w:val="1"/>
+    <w:next w:val="1"/>
+    <w:link w:val="31"/>
     <w:qFormat/>
+    <w:uiPriority w:val="0"/>
     <w:pPr>
       <w:keepNext/>
       <w:keepLines/>
@@ -3276,26 +3342,26 @@
       <w:outlineLvl w:val="8"/>
     </w:pPr>
     <w:rPr>
-      <w:rFonts w:ascii="Arial" w:eastAsia="黑体" w:hAnsi="Arial"/>
+      <w:rFonts w:ascii="Arial" w:hAnsi="Arial" w:eastAsia="黑体"/>
       <w:kern w:val="0"/>
       <w:sz w:val="20"/>
       <w:szCs w:val="21"/>
       <w:lang w:val="zh-CN"/>
     </w:rPr>
   </w:style>
-  <w:style w:type="character" w:default="1" w:styleId="DefaultParagraphFont">
+  <w:style w:type="character" w:default="1" w:styleId="16">
     <w:name w:val="Default Paragraph Font"/>
-    <w:uiPriority w:val="1"/>
     <w:semiHidden/>
     <w:unhideWhenUsed/>
     <w:qFormat/>
+    <w:uiPriority w:val="1"/>
   </w:style>
-  <w:style w:type="table" w:default="1" w:styleId="TableNormal">
+  <w:style w:type="table" w:default="1" w:styleId="15">
     <w:name w:val="Normal Table"/>
-    <w:uiPriority w:val="99"/>
     <w:semiHidden/>
     <w:unhideWhenUsed/>
     <w:qFormat/>
+    <w:uiPriority w:val="99"/>
     <w:tblPr>
       <w:tblCellMar>
         <w:top w:w="0" w:type="dxa"/>
@@ -3305,11 +3371,12 @@
       </w:tblCellMar>
     </w:tblPr>
   </w:style>
-  <w:style w:type="paragraph" w:styleId="BodyText3">
+  <w:style w:type="paragraph" w:styleId="11">
     <w:name w:val="Body Text 3"/>
-    <w:basedOn w:val="Normal"/>
-    <w:link w:val="30"/>
+    <w:basedOn w:val="1"/>
+    <w:link w:val="34"/>
     <w:qFormat/>
+    <w:uiPriority w:val="0"/>
     <w:pPr>
       <w:spacing w:after="120"/>
       <w:ind w:firstLine="420"/>
@@ -3321,26 +3388,26 @@
       <w:szCs w:val="16"/>
     </w:rPr>
   </w:style>
-  <w:style w:type="paragraph" w:styleId="BalloonText">
+  <w:style w:type="paragraph" w:styleId="12">
     <w:name w:val="Balloon Text"/>
-    <w:basedOn w:val="Normal"/>
-    <w:link w:val="a1"/>
-    <w:uiPriority w:val="99"/>
+    <w:basedOn w:val="1"/>
+    <w:link w:val="20"/>
     <w:semiHidden/>
     <w:unhideWhenUsed/>
     <w:qFormat/>
+    <w:uiPriority w:val="99"/>
     <w:rPr>
       <w:sz w:val="18"/>
       <w:szCs w:val="18"/>
     </w:rPr>
   </w:style>
-  <w:style w:type="paragraph" w:styleId="Footer">
+  <w:style w:type="paragraph" w:styleId="13">
     <w:name w:val="footer"/>
-    <w:basedOn w:val="Normal"/>
-    <w:link w:val="a0"/>
-    <w:uiPriority w:val="99"/>
+    <w:basedOn w:val="1"/>
+    <w:link w:val="19"/>
     <w:unhideWhenUsed/>
     <w:qFormat/>
+    <w:uiPriority w:val="99"/>
     <w:pPr>
       <w:tabs>
         <w:tab w:val="center" w:pos="4153"/>
@@ -3354,16 +3421,16 @@
       <w:szCs w:val="18"/>
     </w:rPr>
   </w:style>
-  <w:style w:type="paragraph" w:styleId="Header">
+  <w:style w:type="paragraph" w:styleId="14">
     <w:name w:val="header"/>
-    <w:basedOn w:val="Normal"/>
-    <w:link w:val="a"/>
-    <w:uiPriority w:val="99"/>
+    <w:basedOn w:val="1"/>
+    <w:link w:val="18"/>
     <w:unhideWhenUsed/>
     <w:qFormat/>
+    <w:uiPriority w:val="99"/>
     <w:pPr>
       <w:pBdr>
-        <w:bottom w:val="single" w:sz="6" w:space="1" w:color="auto"/>
+        <w:bottom w:val="single" w:color="auto" w:sz="6" w:space="1"/>
       </w:pBdr>
       <w:tabs>
         <w:tab w:val="center" w:pos="4153"/>
@@ -3377,58 +3444,59 @@
       <w:szCs w:val="18"/>
     </w:rPr>
   </w:style>
-  <w:style w:type="character" w:styleId="Hyperlink">
+  <w:style w:type="character" w:styleId="17">
     <w:name w:val="Hyperlink"/>
-    <w:basedOn w:val="DefaultParagraphFont"/>
-    <w:uiPriority w:val="99"/>
+    <w:basedOn w:val="16"/>
     <w:semiHidden/>
     <w:unhideWhenUsed/>
     <w:qFormat/>
+    <w:uiPriority w:val="99"/>
     <w:rPr>
       <w:color w:val="0000FF"/>
       <w:u w:val="single"/>
     </w:rPr>
   </w:style>
-  <w:style w:type="character" w:customStyle="1" w:styleId="a">
+  <w:style w:type="character" w:customStyle="1" w:styleId="18">
     <w:name w:val="页眉 字符"/>
-    <w:basedOn w:val="DefaultParagraphFont"/>
-    <w:link w:val="Header"/>
+    <w:basedOn w:val="16"/>
+    <w:link w:val="14"/>
+    <w:qFormat/>
     <w:uiPriority w:val="99"/>
-    <w:qFormat/>
     <w:rPr>
-      <w:rFonts w:ascii="Times New Roman" w:eastAsia="宋体" w:hAnsi="Times New Roman" w:cs="Times New Roman"/>
+      <w:rFonts w:ascii="Times New Roman" w:hAnsi="Times New Roman" w:eastAsia="宋体" w:cs="Times New Roman"/>
       <w:sz w:val="18"/>
       <w:szCs w:val="18"/>
     </w:rPr>
   </w:style>
-  <w:style w:type="character" w:customStyle="1" w:styleId="a0">
+  <w:style w:type="character" w:customStyle="1" w:styleId="19">
     <w:name w:val="页脚 字符"/>
-    <w:basedOn w:val="DefaultParagraphFont"/>
-    <w:link w:val="Footer"/>
+    <w:basedOn w:val="16"/>
+    <w:link w:val="13"/>
+    <w:qFormat/>
     <w:uiPriority w:val="99"/>
-    <w:qFormat/>
     <w:rPr>
-      <w:rFonts w:ascii="Times New Roman" w:eastAsia="宋体" w:hAnsi="Times New Roman" w:cs="Times New Roman"/>
+      <w:rFonts w:ascii="Times New Roman" w:hAnsi="Times New Roman" w:eastAsia="宋体" w:cs="Times New Roman"/>
       <w:sz w:val="18"/>
       <w:szCs w:val="18"/>
     </w:rPr>
   </w:style>
-  <w:style w:type="character" w:customStyle="1" w:styleId="a1">
+  <w:style w:type="character" w:customStyle="1" w:styleId="20">
     <w:name w:val="批注框文本 字符"/>
-    <w:basedOn w:val="DefaultParagraphFont"/>
-    <w:link w:val="BalloonText"/>
-    <w:uiPriority w:val="99"/>
+    <w:basedOn w:val="16"/>
+    <w:link w:val="12"/>
     <w:semiHidden/>
     <w:qFormat/>
+    <w:uiPriority w:val="99"/>
     <w:rPr>
-      <w:rFonts w:ascii="Times New Roman" w:eastAsia="宋体" w:hAnsi="Times New Roman" w:cs="Times New Roman"/>
+      <w:rFonts w:ascii="Times New Roman" w:hAnsi="Times New Roman" w:eastAsia="宋体" w:cs="Times New Roman"/>
       <w:sz w:val="18"/>
       <w:szCs w:val="18"/>
     </w:rPr>
   </w:style>
-  <w:style w:type="paragraph" w:customStyle="1" w:styleId="Default">
+  <w:style w:type="paragraph" w:customStyle="1" w:styleId="21">
     <w:name w:val="Default"/>
     <w:qFormat/>
+    <w:uiPriority w:val="0"/>
     <w:pPr>
       <w:widowControl w:val="0"/>
       <w:autoSpaceDE w:val="0"/>
@@ -3436,22 +3504,23 @@
       <w:adjustRightInd w:val="0"/>
     </w:pPr>
     <w:rPr>
-      <w:rFonts w:ascii="Times New Roman" w:eastAsia="宋体" w:hAnsi="Times New Roman" w:cs="Times New Roman"/>
+      <w:rFonts w:ascii="Times New Roman" w:hAnsi="Times New Roman" w:eastAsia="宋体" w:cs="Times New Roman"/>
       <w:color w:val="000000"/>
       <w:sz w:val="24"/>
       <w:szCs w:val="24"/>
       <w:lang w:val="en-US" w:eastAsia="zh-CN" w:bidi="ar-SA"/>
     </w:rPr>
   </w:style>
-  <w:style w:type="paragraph" w:customStyle="1" w:styleId="A2">
+  <w:style w:type="paragraph" w:customStyle="1" w:styleId="22">
     <w:name w:val="正文 A"/>
     <w:qFormat/>
+    <w:uiPriority w:val="0"/>
     <w:pPr>
       <w:widowControl w:val="0"/>
       <w:jc w:val="both"/>
     </w:pPr>
     <w:rPr>
-      <w:rFonts w:ascii="Times New Roman" w:eastAsia="Arial Unicode MS" w:hAnsi="Arial Unicode MS" w:cs="Arial Unicode MS"/>
+      <w:rFonts w:ascii="Times New Roman" w:hAnsi="Arial Unicode MS" w:eastAsia="Arial Unicode MS" w:cs="Arial Unicode MS"/>
       <w:color w:val="000000"/>
       <w:kern w:val="2"/>
       <w:sz w:val="21"/>
@@ -3460,13 +3529,14 @@
       <w:lang w:val="en-US" w:eastAsia="zh-CN" w:bidi="ar-SA"/>
     </w:rPr>
   </w:style>
-  <w:style w:type="character" w:customStyle="1" w:styleId="1">
+  <w:style w:type="character" w:customStyle="1" w:styleId="23">
     <w:name w:val="标题 1 字符"/>
-    <w:basedOn w:val="DefaultParagraphFont"/>
-    <w:link w:val="Heading1"/>
+    <w:basedOn w:val="16"/>
+    <w:link w:val="2"/>
     <w:qFormat/>
+    <w:uiPriority w:val="0"/>
     <w:rPr>
-      <w:rFonts w:ascii="Times New Roman" w:eastAsia="黑体" w:hAnsi="Times New Roman" w:cs="Times New Roman"/>
+      <w:rFonts w:ascii="Times New Roman" w:hAnsi="Times New Roman" w:eastAsia="黑体" w:cs="Times New Roman"/>
       <w:bCs/>
       <w:kern w:val="44"/>
       <w:sz w:val="20"/>
@@ -3474,13 +3544,14 @@
       <w:lang w:val="zh-CN" w:eastAsia="zh-CN"/>
     </w:rPr>
   </w:style>
-  <w:style w:type="character" w:customStyle="1" w:styleId="2">
+  <w:style w:type="character" w:customStyle="1" w:styleId="24">
     <w:name w:val="标题 2 字符"/>
-    <w:basedOn w:val="DefaultParagraphFont"/>
-    <w:link w:val="Heading2"/>
+    <w:basedOn w:val="16"/>
+    <w:link w:val="3"/>
     <w:qFormat/>
+    <w:uiPriority w:val="0"/>
     <w:rPr>
-      <w:rFonts w:ascii="Times New Roman" w:eastAsia="黑体" w:hAnsi="Times New Roman" w:cs="Times New Roman"/>
+      <w:rFonts w:ascii="Times New Roman" w:hAnsi="Times New Roman" w:eastAsia="黑体" w:cs="Times New Roman"/>
       <w:bCs/>
       <w:kern w:val="0"/>
       <w:sz w:val="20"/>
@@ -3488,14 +3559,14 @@
       <w:lang w:val="zh-CN" w:eastAsia="zh-CN"/>
     </w:rPr>
   </w:style>
-  <w:style w:type="character" w:customStyle="1" w:styleId="3">
+  <w:style w:type="character" w:customStyle="1" w:styleId="25">
     <w:name w:val="标题 3 字符"/>
-    <w:basedOn w:val="DefaultParagraphFont"/>
-    <w:link w:val="Heading3"/>
+    <w:basedOn w:val="16"/>
+    <w:link w:val="4"/>
+    <w:qFormat/>
     <w:uiPriority w:val="9"/>
-    <w:qFormat/>
     <w:rPr>
-      <w:rFonts w:ascii="Arial" w:eastAsia="黑体" w:hAnsi="Arial" w:cs="Times New Roman"/>
+      <w:rFonts w:ascii="Arial" w:hAnsi="Arial" w:eastAsia="黑体" w:cs="Times New Roman"/>
       <w:bCs/>
       <w:kern w:val="0"/>
       <w:sz w:val="20"/>
@@ -3503,13 +3574,14 @@
       <w:lang w:val="zh-CN" w:eastAsia="zh-CN"/>
     </w:rPr>
   </w:style>
-  <w:style w:type="character" w:customStyle="1" w:styleId="4">
+  <w:style w:type="character" w:customStyle="1" w:styleId="26">
     <w:name w:val="标题 4 字符"/>
-    <w:basedOn w:val="DefaultParagraphFont"/>
-    <w:link w:val="Heading4"/>
+    <w:basedOn w:val="16"/>
+    <w:link w:val="5"/>
     <w:qFormat/>
+    <w:uiPriority w:val="0"/>
     <w:rPr>
-      <w:rFonts w:ascii="宋体" w:eastAsia="黑体" w:hAnsi="宋体" w:cs="Times New Roman"/>
+      <w:rFonts w:ascii="宋体" w:hAnsi="宋体" w:eastAsia="黑体" w:cs="Times New Roman"/>
       <w:bCs/>
       <w:kern w:val="0"/>
       <w:sz w:val="20"/>
@@ -3517,13 +3589,14 @@
       <w:lang w:val="zh-CN" w:eastAsia="zh-CN"/>
     </w:rPr>
   </w:style>
-  <w:style w:type="character" w:customStyle="1" w:styleId="5">
+  <w:style w:type="character" w:customStyle="1" w:styleId="27">
     <w:name w:val="标题 5 字符"/>
-    <w:basedOn w:val="DefaultParagraphFont"/>
-    <w:link w:val="Heading5"/>
+    <w:basedOn w:val="16"/>
+    <w:link w:val="6"/>
     <w:qFormat/>
+    <w:uiPriority w:val="0"/>
     <w:rPr>
-      <w:rFonts w:ascii="Arial" w:eastAsia="宋体" w:hAnsi="Arial" w:cs="Times New Roman"/>
+      <w:rFonts w:ascii="Arial" w:hAnsi="Arial" w:eastAsia="宋体" w:cs="Times New Roman"/>
       <w:b/>
       <w:bCs/>
       <w:kern w:val="0"/>
@@ -3532,13 +3605,14 @@
       <w:lang w:val="zh-CN" w:eastAsia="zh-CN"/>
     </w:rPr>
   </w:style>
-  <w:style w:type="character" w:customStyle="1" w:styleId="6">
+  <w:style w:type="character" w:customStyle="1" w:styleId="28">
     <w:name w:val="标题 6 字符"/>
-    <w:basedOn w:val="DefaultParagraphFont"/>
-    <w:link w:val="Heading6"/>
+    <w:basedOn w:val="16"/>
+    <w:link w:val="7"/>
     <w:qFormat/>
+    <w:uiPriority w:val="0"/>
     <w:rPr>
-      <w:rFonts w:ascii="Arial" w:eastAsia="黑体" w:hAnsi="Arial" w:cs="Times New Roman"/>
+      <w:rFonts w:ascii="Arial" w:hAnsi="Arial" w:eastAsia="黑体" w:cs="Times New Roman"/>
       <w:b/>
       <w:bCs/>
       <w:kern w:val="0"/>
@@ -3547,13 +3621,14 @@
       <w:lang w:val="zh-CN" w:eastAsia="zh-CN"/>
     </w:rPr>
   </w:style>
-  <w:style w:type="character" w:customStyle="1" w:styleId="7">
+  <w:style w:type="character" w:customStyle="1" w:styleId="29">
     <w:name w:val="标题 7 字符"/>
-    <w:basedOn w:val="DefaultParagraphFont"/>
-    <w:link w:val="Heading7"/>
+    <w:basedOn w:val="16"/>
+    <w:link w:val="8"/>
     <w:qFormat/>
+    <w:uiPriority w:val="0"/>
     <w:rPr>
-      <w:rFonts w:ascii="Arial" w:eastAsia="宋体" w:hAnsi="Arial" w:cs="Times New Roman"/>
+      <w:rFonts w:ascii="Arial" w:hAnsi="Arial" w:eastAsia="宋体" w:cs="Times New Roman"/>
       <w:b/>
       <w:bCs/>
       <w:kern w:val="0"/>
@@ -3562,49 +3637,53 @@
       <w:lang w:val="zh-CN" w:eastAsia="zh-CN"/>
     </w:rPr>
   </w:style>
-  <w:style w:type="character" w:customStyle="1" w:styleId="8">
+  <w:style w:type="character" w:customStyle="1" w:styleId="30">
     <w:name w:val="标题 8 字符"/>
-    <w:basedOn w:val="DefaultParagraphFont"/>
-    <w:link w:val="Heading8"/>
+    <w:basedOn w:val="16"/>
+    <w:link w:val="9"/>
     <w:qFormat/>
+    <w:uiPriority w:val="0"/>
     <w:rPr>
-      <w:rFonts w:ascii="Arial" w:eastAsia="黑体" w:hAnsi="Arial" w:cs="Times New Roman"/>
+      <w:rFonts w:ascii="Arial" w:hAnsi="Arial" w:eastAsia="黑体" w:cs="Times New Roman"/>
       <w:kern w:val="0"/>
       <w:sz w:val="24"/>
       <w:szCs w:val="21"/>
       <w:lang w:val="zh-CN" w:eastAsia="zh-CN"/>
     </w:rPr>
   </w:style>
-  <w:style w:type="character" w:customStyle="1" w:styleId="9">
+  <w:style w:type="character" w:customStyle="1" w:styleId="31">
     <w:name w:val="标题 9 字符"/>
-    <w:basedOn w:val="DefaultParagraphFont"/>
-    <w:link w:val="Heading9"/>
+    <w:basedOn w:val="16"/>
+    <w:link w:val="10"/>
     <w:qFormat/>
+    <w:uiPriority w:val="0"/>
     <w:rPr>
-      <w:rFonts w:ascii="Arial" w:eastAsia="黑体" w:hAnsi="Arial" w:cs="Times New Roman"/>
+      <w:rFonts w:ascii="Arial" w:hAnsi="Arial" w:eastAsia="黑体" w:cs="Times New Roman"/>
       <w:kern w:val="0"/>
       <w:sz w:val="20"/>
       <w:szCs w:val="21"/>
       <w:lang w:val="zh-CN" w:eastAsia="zh-CN"/>
     </w:rPr>
   </w:style>
-  <w:style w:type="character" w:customStyle="1" w:styleId="Char">
+  <w:style w:type="character" w:customStyle="1" w:styleId="32">
     <w:name w:val="表格正文 Char"/>
-    <w:link w:val="a3"/>
+    <w:link w:val="33"/>
     <w:qFormat/>
+    <w:uiPriority w:val="0"/>
     <w:rPr>
-      <w:rFonts w:ascii="宋体" w:eastAsia="宋体" w:hAnsi="宋体" w:cs="Times New Roman"/>
+      <w:rFonts w:ascii="宋体" w:hAnsi="宋体" w:eastAsia="宋体" w:cs="Times New Roman"/>
       <w:bCs/>
       <w:kern w:val="0"/>
       <w:sz w:val="20"/>
       <w:szCs w:val="20"/>
     </w:rPr>
   </w:style>
-  <w:style w:type="paragraph" w:customStyle="1" w:styleId="a3">
+  <w:style w:type="paragraph" w:customStyle="1" w:styleId="33">
     <w:name w:val="表格正文"/>
-    <w:basedOn w:val="Normal"/>
-    <w:link w:val="Char"/>
+    <w:basedOn w:val="1"/>
+    <w:link w:val="32"/>
     <w:qFormat/>
+    <w:uiPriority w:val="0"/>
     <w:pPr>
       <w:framePr w:hSpace="180" w:wrap="around" w:vAnchor="text" w:hAnchor="page" w:x="1736" w:y="1094"/>
       <w:widowControl/>
@@ -3623,25 +3702,26 @@
       <w:sz w:val="20"/>
     </w:rPr>
   </w:style>
-  <w:style w:type="character" w:customStyle="1" w:styleId="30">
+  <w:style w:type="character" w:customStyle="1" w:styleId="34">
     <w:name w:val="正文文本 3 字符"/>
-    <w:link w:val="BodyText3"/>
+    <w:link w:val="11"/>
     <w:qFormat/>
+    <w:uiPriority w:val="0"/>
     <w:rPr>
-      <w:rFonts w:ascii="Arial" w:eastAsia="宋体" w:hAnsi="Arial" w:cs="Times New Roman"/>
+      <w:rFonts w:ascii="Arial" w:hAnsi="Arial" w:eastAsia="宋体" w:cs="Times New Roman"/>
       <w:kern w:val="0"/>
       <w:sz w:val="16"/>
       <w:szCs w:val="16"/>
     </w:rPr>
   </w:style>
-  <w:style w:type="character" w:customStyle="1" w:styleId="3Char1">
+  <w:style w:type="character" w:customStyle="1" w:styleId="35">
     <w:name w:val="正文文本 3 Char1"/>
-    <w:basedOn w:val="DefaultParagraphFont"/>
-    <w:uiPriority w:val="99"/>
+    <w:basedOn w:val="16"/>
     <w:semiHidden/>
     <w:qFormat/>
+    <w:uiPriority w:val="99"/>
     <w:rPr>
-      <w:rFonts w:ascii="Times New Roman" w:eastAsia="宋体" w:hAnsi="Times New Roman" w:cs="Times New Roman"/>
+      <w:rFonts w:ascii="Times New Roman" w:hAnsi="Times New Roman" w:eastAsia="宋体" w:cs="Times New Roman"/>
       <w:sz w:val="16"/>
       <w:szCs w:val="16"/>
     </w:rPr>
